--- a/Selenium_WebDriver/reports/WorkSchedule_Test_Report.docx
+++ b/Selenium_WebDriver/reports/WorkSchedule_Test_Report.docx
@@ -8,8 +8,10 @@
       </w:pPr>
       <w:r>
         <w:rPr>
+          <w:rFonts w:ascii="Times New Roman" w:hAnsi="Times New Roman" w:eastAsia="Times New Roman"/>
           <w:b/>
-          <w:sz w:val="32"/>
+          <w:color w:val="000000"/>
+          <w:sz w:val="26"/>
         </w:rPr>
         <w:t>BÁO CÁO KẾT QUẢ KIỂM THỬ TỰ ĐỘNG</w:t>
         <w:br/>
@@ -21,7 +23,12 @@
         <w:jc w:val="center"/>
       </w:pPr>
       <w:r>
-        <w:t>Thời gian tạo báo cáo: 29/08/2026 19:24:51</w:t>
+        <w:rPr>
+          <w:rFonts w:ascii="Times New Roman" w:hAnsi="Times New Roman" w:eastAsia="Times New Roman"/>
+          <w:color w:val="000000"/>
+          <w:sz w:val="26"/>
+        </w:rPr>
+        <w:t>Thời gian tạo báo cáo: 06/09/2026 19:42:38</w:t>
       </w:r>
     </w:p>
     <w:p/>
@@ -30,6 +37,11 @@
         <w:pStyle w:val="Heading1"/>
       </w:pPr>
       <w:r>
+        <w:rPr>
+          <w:rFonts w:ascii="Times New Roman" w:hAnsi="Times New Roman" w:eastAsia="Times New Roman"/>
+          <w:color w:val="000000"/>
+          <w:sz w:val="26"/>
+        </w:rPr>
         <w:t>1. Tổng quan kết quả</w:t>
       </w:r>
     </w:p>
@@ -50,6 +62,11 @@
           </w:tcPr>
           <w:p>
             <w:r>
+              <w:rPr>
+                <w:rFonts w:ascii="Times New Roman" w:hAnsi="Times New Roman" w:eastAsia="Times New Roman"/>
+                <w:color w:val="000000"/>
+                <w:sz w:val="26"/>
+              </w:rPr>
               <w:t>Nội dung</w:t>
             </w:r>
           </w:p>
@@ -60,6 +77,11 @@
           </w:tcPr>
           <w:p>
             <w:r>
+              <w:rPr>
+                <w:rFonts w:ascii="Times New Roman" w:hAnsi="Times New Roman" w:eastAsia="Times New Roman"/>
+                <w:color w:val="000000"/>
+                <w:sz w:val="26"/>
+              </w:rPr>
               <w:t>Kết quả</w:t>
             </w:r>
           </w:p>
@@ -72,6 +94,11 @@
           </w:tcPr>
           <w:p>
             <w:r>
+              <w:rPr>
+                <w:rFonts w:ascii="Times New Roman" w:hAnsi="Times New Roman" w:eastAsia="Times New Roman"/>
+                <w:color w:val="000000"/>
+                <w:sz w:val="26"/>
+              </w:rPr>
               <w:t>Tổng số Test Case</w:t>
             </w:r>
           </w:p>
@@ -82,6 +109,11 @@
           </w:tcPr>
           <w:p>
             <w:r>
+              <w:rPr>
+                <w:rFonts w:ascii="Times New Roman" w:hAnsi="Times New Roman" w:eastAsia="Times New Roman"/>
+                <w:color w:val="000000"/>
+                <w:sz w:val="26"/>
+              </w:rPr>
               <w:t>5</w:t>
             </w:r>
           </w:p>
@@ -94,6 +126,11 @@
           </w:tcPr>
           <w:p>
             <w:r>
+              <w:rPr>
+                <w:rFonts w:ascii="Times New Roman" w:hAnsi="Times New Roman" w:eastAsia="Times New Roman"/>
+                <w:color w:val="000000"/>
+                <w:sz w:val="26"/>
+              </w:rPr>
               <w:t>Passed</w:t>
             </w:r>
           </w:p>
@@ -104,6 +141,11 @@
           </w:tcPr>
           <w:p>
             <w:r>
+              <w:rPr>
+                <w:rFonts w:ascii="Times New Roman" w:hAnsi="Times New Roman" w:eastAsia="Times New Roman"/>
+                <w:color w:val="000000"/>
+                <w:sz w:val="26"/>
+              </w:rPr>
               <w:t>5</w:t>
             </w:r>
           </w:p>
@@ -116,6 +158,11 @@
           </w:tcPr>
           <w:p>
             <w:r>
+              <w:rPr>
+                <w:rFonts w:ascii="Times New Roman" w:hAnsi="Times New Roman" w:eastAsia="Times New Roman"/>
+                <w:color w:val="000000"/>
+                <w:sz w:val="26"/>
+              </w:rPr>
               <w:t>Failed</w:t>
             </w:r>
           </w:p>
@@ -126,6 +173,11 @@
           </w:tcPr>
           <w:p>
             <w:r>
+              <w:rPr>
+                <w:rFonts w:ascii="Times New Roman" w:hAnsi="Times New Roman" w:eastAsia="Times New Roman"/>
+                <w:color w:val="000000"/>
+                <w:sz w:val="26"/>
+              </w:rPr>
               <w:t>0</w:t>
             </w:r>
           </w:p>
@@ -138,6 +190,11 @@
           </w:tcPr>
           <w:p>
             <w:r>
+              <w:rPr>
+                <w:rFonts w:ascii="Times New Roman" w:hAnsi="Times New Roman" w:eastAsia="Times New Roman"/>
+                <w:color w:val="000000"/>
+                <w:sz w:val="26"/>
+              </w:rPr>
               <w:t>XFailed</w:t>
             </w:r>
           </w:p>
@@ -148,6 +205,11 @@
           </w:tcPr>
           <w:p>
             <w:r>
+              <w:rPr>
+                <w:rFonts w:ascii="Times New Roman" w:hAnsi="Times New Roman" w:eastAsia="Times New Roman"/>
+                <w:color w:val="000000"/>
+                <w:sz w:val="26"/>
+              </w:rPr>
               <w:t>0</w:t>
             </w:r>
           </w:p>
@@ -160,6 +222,11 @@
           </w:tcPr>
           <w:p>
             <w:r>
+              <w:rPr>
+                <w:rFonts w:ascii="Times New Roman" w:hAnsi="Times New Roman" w:eastAsia="Times New Roman"/>
+                <w:color w:val="000000"/>
+                <w:sz w:val="26"/>
+              </w:rPr>
               <w:t>Skipped</w:t>
             </w:r>
           </w:p>
@@ -170,6 +237,11 @@
           </w:tcPr>
           <w:p>
             <w:r>
+              <w:rPr>
+                <w:rFonts w:ascii="Times New Roman" w:hAnsi="Times New Roman" w:eastAsia="Times New Roman"/>
+                <w:color w:val="000000"/>
+                <w:sz w:val="26"/>
+              </w:rPr>
               <w:t>0</w:t>
             </w:r>
           </w:p>
@@ -182,6 +254,11 @@
         <w:pStyle w:val="Heading1"/>
       </w:pPr>
       <w:r>
+        <w:rPr>
+          <w:rFonts w:ascii="Times New Roman" w:hAnsi="Times New Roman" w:eastAsia="Times New Roman"/>
+          <w:color w:val="000000"/>
+          <w:sz w:val="26"/>
+        </w:rPr>
         <w:t>2. Kết quả từng Test Case</w:t>
       </w:r>
     </w:p>
@@ -206,6 +283,11 @@
           </w:tcPr>
           <w:p>
             <w:r>
+              <w:rPr>
+                <w:rFonts w:ascii="Times New Roman" w:hAnsi="Times New Roman" w:eastAsia="Times New Roman"/>
+                <w:color w:val="000000"/>
+                <w:sz w:val="26"/>
+              </w:rPr>
               <w:t>Test Case</w:t>
             </w:r>
           </w:p>
@@ -216,6 +298,11 @@
           </w:tcPr>
           <w:p>
             <w:r>
+              <w:rPr>
+                <w:rFonts w:ascii="Times New Roman" w:hAnsi="Times New Roman" w:eastAsia="Times New Roman"/>
+                <w:color w:val="000000"/>
+                <w:sz w:val="26"/>
+              </w:rPr>
               <w:t>Kết quả</w:t>
             </w:r>
           </w:p>
@@ -226,6 +313,11 @@
           </w:tcPr>
           <w:p>
             <w:r>
+              <w:rPr>
+                <w:rFonts w:ascii="Times New Roman" w:hAnsi="Times New Roman" w:eastAsia="Times New Roman"/>
+                <w:color w:val="000000"/>
+                <w:sz w:val="26"/>
+              </w:rPr>
               <w:t>Thời gian</w:t>
             </w:r>
           </w:p>
@@ -236,6 +328,11 @@
           </w:tcPr>
           <w:p>
             <w:r>
+              <w:rPr>
+                <w:rFonts w:ascii="Times New Roman" w:hAnsi="Times New Roman" w:eastAsia="Times New Roman"/>
+                <w:color w:val="000000"/>
+                <w:sz w:val="26"/>
+              </w:rPr>
               <w:t>Duration (s)</w:t>
             </w:r>
           </w:p>
@@ -246,6 +343,11 @@
           </w:tcPr>
           <w:p>
             <w:r>
+              <w:rPr>
+                <w:rFonts w:ascii="Times New Roman" w:hAnsi="Times New Roman" w:eastAsia="Times New Roman"/>
+                <w:color w:val="000000"/>
+                <w:sz w:val="26"/>
+              </w:rPr>
               <w:t>Screenshot</w:t>
             </w:r>
           </w:p>
@@ -256,6 +358,11 @@
           </w:tcPr>
           <w:p>
             <w:r>
+              <w:rPr>
+                <w:rFonts w:ascii="Times New Roman" w:hAnsi="Times New Roman" w:eastAsia="Times New Roman"/>
+                <w:color w:val="000000"/>
+                <w:sz w:val="26"/>
+              </w:rPr>
               <w:t>Ghi chú</w:t>
             </w:r>
           </w:p>
@@ -268,6 +375,11 @@
           </w:tcPr>
           <w:p>
             <w:r>
+              <w:rPr>
+                <w:rFonts w:ascii="Times New Roman" w:hAnsi="Times New Roman" w:eastAsia="Times New Roman"/>
+                <w:color w:val="000000"/>
+                <w:sz w:val="26"/>
+              </w:rPr>
               <w:t>TC-WORKSCHEDULE-001</w:t>
             </w:r>
           </w:p>
@@ -278,6 +390,11 @@
           </w:tcPr>
           <w:p>
             <w:r>
+              <w:rPr>
+                <w:rFonts w:ascii="Times New Roman" w:hAnsi="Times New Roman" w:eastAsia="Times New Roman"/>
+                <w:color w:val="000000"/>
+                <w:sz w:val="26"/>
+              </w:rPr>
               <w:t>PASSED</w:t>
             </w:r>
           </w:p>
@@ -288,7 +405,12 @@
           </w:tcPr>
           <w:p>
             <w:r>
-              <w:t>29/08/2026 19:23:54</w:t>
+              <w:rPr>
+                <w:rFonts w:ascii="Times New Roman" w:hAnsi="Times New Roman" w:eastAsia="Times New Roman"/>
+                <w:color w:val="000000"/>
+                <w:sz w:val="26"/>
+              </w:rPr>
+              <w:t>06/09/2026 19:41:37</w:t>
             </w:r>
           </w:p>
         </w:tc>
@@ -298,6 +420,11 @@
           </w:tcPr>
           <w:p>
             <w:r>
+              <w:rPr>
+                <w:rFonts w:ascii="Times New Roman" w:hAnsi="Times New Roman" w:eastAsia="Times New Roman"/>
+                <w:color w:val="000000"/>
+                <w:sz w:val="26"/>
+              </w:rPr>
               <w:t>9.78</w:t>
             </w:r>
           </w:p>
@@ -307,7 +434,13 @@
             <w:tcW w:type="dxa" w:w="1440"/>
           </w:tcPr>
           <w:p>
-            <w:r/>
+            <w:r>
+              <w:rPr>
+                <w:rFonts w:ascii="Times New Roman" w:hAnsi="Times New Roman" w:eastAsia="Times New Roman"/>
+                <w:color w:val="000000"/>
+                <w:sz w:val="26"/>
+              </w:rPr>
+            </w:r>
           </w:p>
         </w:tc>
         <w:tc>
@@ -315,7 +448,13 @@
             <w:tcW w:type="dxa" w:w="1440"/>
           </w:tcPr>
           <w:p>
-            <w:r/>
+            <w:r>
+              <w:rPr>
+                <w:rFonts w:ascii="Times New Roman" w:hAnsi="Times New Roman" w:eastAsia="Times New Roman"/>
+                <w:color w:val="000000"/>
+                <w:sz w:val="26"/>
+              </w:rPr>
+            </w:r>
           </w:p>
         </w:tc>
       </w:tr>
@@ -326,6 +465,11 @@
           </w:tcPr>
           <w:p>
             <w:r>
+              <w:rPr>
+                <w:rFonts w:ascii="Times New Roman" w:hAnsi="Times New Roman" w:eastAsia="Times New Roman"/>
+                <w:color w:val="000000"/>
+                <w:sz w:val="26"/>
+              </w:rPr>
               <w:t>TC-WORKSCHEDULE-002</w:t>
             </w:r>
           </w:p>
@@ -336,6 +480,11 @@
           </w:tcPr>
           <w:p>
             <w:r>
+              <w:rPr>
+                <w:rFonts w:ascii="Times New Roman" w:hAnsi="Times New Roman" w:eastAsia="Times New Roman"/>
+                <w:color w:val="000000"/>
+                <w:sz w:val="26"/>
+              </w:rPr>
               <w:t>PASSED</w:t>
             </w:r>
           </w:p>
@@ -346,7 +495,12 @@
           </w:tcPr>
           <w:p>
             <w:r>
-              <w:t>29/08/2026 19:24:05</w:t>
+              <w:rPr>
+                <w:rFonts w:ascii="Times New Roman" w:hAnsi="Times New Roman" w:eastAsia="Times New Roman"/>
+                <w:color w:val="000000"/>
+                <w:sz w:val="26"/>
+              </w:rPr>
+              <w:t>06/09/2026 19:41:47</w:t>
             </w:r>
           </w:p>
         </w:tc>
@@ -356,7 +510,12 @@
           </w:tcPr>
           <w:p>
             <w:r>
-              <w:t>7.46</w:t>
+              <w:rPr>
+                <w:rFonts w:ascii="Times New Roman" w:hAnsi="Times New Roman" w:eastAsia="Times New Roman"/>
+                <w:color w:val="000000"/>
+                <w:sz w:val="26"/>
+              </w:rPr>
+              <w:t>7.35</w:t>
             </w:r>
           </w:p>
         </w:tc>
@@ -365,7 +524,13 @@
             <w:tcW w:type="dxa" w:w="1440"/>
           </w:tcPr>
           <w:p>
-            <w:r/>
+            <w:r>
+              <w:rPr>
+                <w:rFonts w:ascii="Times New Roman" w:hAnsi="Times New Roman" w:eastAsia="Times New Roman"/>
+                <w:color w:val="000000"/>
+                <w:sz w:val="26"/>
+              </w:rPr>
+            </w:r>
           </w:p>
         </w:tc>
         <w:tc>
@@ -373,7 +538,13 @@
             <w:tcW w:type="dxa" w:w="1440"/>
           </w:tcPr>
           <w:p>
-            <w:r/>
+            <w:r>
+              <w:rPr>
+                <w:rFonts w:ascii="Times New Roman" w:hAnsi="Times New Roman" w:eastAsia="Times New Roman"/>
+                <w:color w:val="000000"/>
+                <w:sz w:val="26"/>
+              </w:rPr>
+            </w:r>
           </w:p>
         </w:tc>
       </w:tr>
@@ -384,6 +555,11 @@
           </w:tcPr>
           <w:p>
             <w:r>
+              <w:rPr>
+                <w:rFonts w:ascii="Times New Roman" w:hAnsi="Times New Roman" w:eastAsia="Times New Roman"/>
+                <w:color w:val="000000"/>
+                <w:sz w:val="26"/>
+              </w:rPr>
               <w:t>TC-WORKSCHEDULE-003</w:t>
             </w:r>
           </w:p>
@@ -394,6 +570,11 @@
           </w:tcPr>
           <w:p>
             <w:r>
+              <w:rPr>
+                <w:rFonts w:ascii="Times New Roman" w:hAnsi="Times New Roman" w:eastAsia="Times New Roman"/>
+                <w:color w:val="000000"/>
+                <w:sz w:val="26"/>
+              </w:rPr>
               <w:t>PASSED</w:t>
             </w:r>
           </w:p>
@@ -404,7 +585,12 @@
           </w:tcPr>
           <w:p>
             <w:r>
-              <w:t>29/08/2026 19:24:15</w:t>
+              <w:rPr>
+                <w:rFonts w:ascii="Times New Roman" w:hAnsi="Times New Roman" w:eastAsia="Times New Roman"/>
+                <w:color w:val="000000"/>
+                <w:sz w:val="26"/>
+              </w:rPr>
+              <w:t>06/09/2026 19:41:58</w:t>
             </w:r>
           </w:p>
         </w:tc>
@@ -414,7 +600,12 @@
           </w:tcPr>
           <w:p>
             <w:r>
-              <w:t>7.32</w:t>
+              <w:rPr>
+                <w:rFonts w:ascii="Times New Roman" w:hAnsi="Times New Roman" w:eastAsia="Times New Roman"/>
+                <w:color w:val="000000"/>
+                <w:sz w:val="26"/>
+              </w:rPr>
+              <w:t>7.34</w:t>
             </w:r>
           </w:p>
         </w:tc>
@@ -423,7 +614,13 @@
             <w:tcW w:type="dxa" w:w="1440"/>
           </w:tcPr>
           <w:p>
-            <w:r/>
+            <w:r>
+              <w:rPr>
+                <w:rFonts w:ascii="Times New Roman" w:hAnsi="Times New Roman" w:eastAsia="Times New Roman"/>
+                <w:color w:val="000000"/>
+                <w:sz w:val="26"/>
+              </w:rPr>
+            </w:r>
           </w:p>
         </w:tc>
         <w:tc>
@@ -431,7 +628,13 @@
             <w:tcW w:type="dxa" w:w="1440"/>
           </w:tcPr>
           <w:p>
-            <w:r/>
+            <w:r>
+              <w:rPr>
+                <w:rFonts w:ascii="Times New Roman" w:hAnsi="Times New Roman" w:eastAsia="Times New Roman"/>
+                <w:color w:val="000000"/>
+                <w:sz w:val="26"/>
+              </w:rPr>
+            </w:r>
           </w:p>
         </w:tc>
       </w:tr>
@@ -442,6 +645,11 @@
           </w:tcPr>
           <w:p>
             <w:r>
+              <w:rPr>
+                <w:rFonts w:ascii="Times New Roman" w:hAnsi="Times New Roman" w:eastAsia="Times New Roman"/>
+                <w:color w:val="000000"/>
+                <w:sz w:val="26"/>
+              </w:rPr>
               <w:t>TC-WORKSCHEDULE-004</w:t>
             </w:r>
           </w:p>
@@ -452,6 +660,11 @@
           </w:tcPr>
           <w:p>
             <w:r>
+              <w:rPr>
+                <w:rFonts w:ascii="Times New Roman" w:hAnsi="Times New Roman" w:eastAsia="Times New Roman"/>
+                <w:color w:val="000000"/>
+                <w:sz w:val="26"/>
+              </w:rPr>
               <w:t>PASSED</w:t>
             </w:r>
           </w:p>
@@ -462,7 +675,12 @@
           </w:tcPr>
           <w:p>
             <w:r>
-              <w:t>29/08/2026 19:24:29</w:t>
+              <w:rPr>
+                <w:rFonts w:ascii="Times New Roman" w:hAnsi="Times New Roman" w:eastAsia="Times New Roman"/>
+                <w:color w:val="000000"/>
+                <w:sz w:val="26"/>
+              </w:rPr>
+              <w:t>06/09/2026 19:42:15</w:t>
             </w:r>
           </w:p>
         </w:tc>
@@ -472,7 +690,12 @@
           </w:tcPr>
           <w:p>
             <w:r>
-              <w:t>10.70</w:t>
+              <w:rPr>
+                <w:rFonts w:ascii="Times New Roman" w:hAnsi="Times New Roman" w:eastAsia="Times New Roman"/>
+                <w:color w:val="000000"/>
+                <w:sz w:val="26"/>
+              </w:rPr>
+              <w:t>14.23</w:t>
             </w:r>
           </w:p>
         </w:tc>
@@ -481,7 +704,13 @@
             <w:tcW w:type="dxa" w:w="1440"/>
           </w:tcPr>
           <w:p>
-            <w:r/>
+            <w:r>
+              <w:rPr>
+                <w:rFonts w:ascii="Times New Roman" w:hAnsi="Times New Roman" w:eastAsia="Times New Roman"/>
+                <w:color w:val="000000"/>
+                <w:sz w:val="26"/>
+              </w:rPr>
+            </w:r>
           </w:p>
         </w:tc>
         <w:tc>
@@ -489,7 +718,13 @@
             <w:tcW w:type="dxa" w:w="1440"/>
           </w:tcPr>
           <w:p>
-            <w:r/>
+            <w:r>
+              <w:rPr>
+                <w:rFonts w:ascii="Times New Roman" w:hAnsi="Times New Roman" w:eastAsia="Times New Roman"/>
+                <w:color w:val="000000"/>
+                <w:sz w:val="26"/>
+              </w:rPr>
+            </w:r>
           </w:p>
         </w:tc>
       </w:tr>
@@ -500,6 +735,11 @@
           </w:tcPr>
           <w:p>
             <w:r>
+              <w:rPr>
+                <w:rFonts w:ascii="Times New Roman" w:hAnsi="Times New Roman" w:eastAsia="Times New Roman"/>
+                <w:color w:val="000000"/>
+                <w:sz w:val="26"/>
+              </w:rPr>
               <w:t>TC-WORKSCHEDULE-005</w:t>
             </w:r>
           </w:p>
@@ -510,6 +750,11 @@
           </w:tcPr>
           <w:p>
             <w:r>
+              <w:rPr>
+                <w:rFonts w:ascii="Times New Roman" w:hAnsi="Times New Roman" w:eastAsia="Times New Roman"/>
+                <w:color w:val="000000"/>
+                <w:sz w:val="26"/>
+              </w:rPr>
               <w:t>PASSED</w:t>
             </w:r>
           </w:p>
@@ -520,7 +765,12 @@
           </w:tcPr>
           <w:p>
             <w:r>
-              <w:t>29/08/2026 19:24:49</w:t>
+              <w:rPr>
+                <w:rFonts w:ascii="Times New Roman" w:hAnsi="Times New Roman" w:eastAsia="Times New Roman"/>
+                <w:color w:val="000000"/>
+                <w:sz w:val="26"/>
+              </w:rPr>
+              <w:t>06/09/2026 19:42:35</w:t>
             </w:r>
           </w:p>
         </w:tc>
@@ -530,7 +780,12 @@
           </w:tcPr>
           <w:p>
             <w:r>
-              <w:t>16.55</w:t>
+              <w:rPr>
+                <w:rFonts w:ascii="Times New Roman" w:hAnsi="Times New Roman" w:eastAsia="Times New Roman"/>
+                <w:color w:val="000000"/>
+                <w:sz w:val="26"/>
+              </w:rPr>
+              <w:t>16.56</w:t>
             </w:r>
           </w:p>
         </w:tc>
@@ -539,7 +794,13 @@
             <w:tcW w:type="dxa" w:w="1440"/>
           </w:tcPr>
           <w:p>
-            <w:r/>
+            <w:r>
+              <w:rPr>
+                <w:rFonts w:ascii="Times New Roman" w:hAnsi="Times New Roman" w:eastAsia="Times New Roman"/>
+                <w:color w:val="000000"/>
+                <w:sz w:val="26"/>
+              </w:rPr>
+            </w:r>
           </w:p>
         </w:tc>
         <w:tc>
@@ -547,7 +808,13 @@
             <w:tcW w:type="dxa" w:w="1440"/>
           </w:tcPr>
           <w:p>
-            <w:r/>
+            <w:r>
+              <w:rPr>
+                <w:rFonts w:ascii="Times New Roman" w:hAnsi="Times New Roman" w:eastAsia="Times New Roman"/>
+                <w:color w:val="000000"/>
+                <w:sz w:val="26"/>
+              </w:rPr>
+            </w:r>
           </w:p>
         </w:tc>
       </w:tr>
@@ -558,6 +825,11 @@
         <w:pStyle w:val="Heading1"/>
       </w:pPr>
       <w:r>
+        <w:rPr>
+          <w:rFonts w:ascii="Times New Roman" w:hAnsi="Times New Roman" w:eastAsia="Times New Roman"/>
+          <w:color w:val="000000"/>
+          <w:sz w:val="26"/>
+        </w:rPr>
         <w:t>3. Chi tiết thực thi từng Step</w:t>
       </w:r>
     </w:p>
@@ -582,6 +854,11 @@
           </w:tcPr>
           <w:p>
             <w:r>
+              <w:rPr>
+                <w:rFonts w:ascii="Times New Roman" w:hAnsi="Times New Roman" w:eastAsia="Times New Roman"/>
+                <w:color w:val="000000"/>
+                <w:sz w:val="26"/>
+              </w:rPr>
               <w:t>Test Case</w:t>
             </w:r>
           </w:p>
@@ -592,6 +869,11 @@
           </w:tcPr>
           <w:p>
             <w:r>
+              <w:rPr>
+                <w:rFonts w:ascii="Times New Roman" w:hAnsi="Times New Roman" w:eastAsia="Times New Roman"/>
+                <w:color w:val="000000"/>
+                <w:sz w:val="26"/>
+              </w:rPr>
               <w:t>Step</w:t>
             </w:r>
           </w:p>
@@ -602,6 +884,11 @@
           </w:tcPr>
           <w:p>
             <w:r>
+              <w:rPr>
+                <w:rFonts w:ascii="Times New Roman" w:hAnsi="Times New Roman" w:eastAsia="Times New Roman"/>
+                <w:color w:val="000000"/>
+                <w:sz w:val="26"/>
+              </w:rPr>
               <w:t>Kết quả</w:t>
             </w:r>
           </w:p>
@@ -612,6 +899,11 @@
           </w:tcPr>
           <w:p>
             <w:r>
+              <w:rPr>
+                <w:rFonts w:ascii="Times New Roman" w:hAnsi="Times New Roman" w:eastAsia="Times New Roman"/>
+                <w:color w:val="000000"/>
+                <w:sz w:val="26"/>
+              </w:rPr>
               <w:t>Thời gian</w:t>
             </w:r>
           </w:p>
@@ -622,6 +914,11 @@
           </w:tcPr>
           <w:p>
             <w:r>
+              <w:rPr>
+                <w:rFonts w:ascii="Times New Roman" w:hAnsi="Times New Roman" w:eastAsia="Times New Roman"/>
+                <w:color w:val="000000"/>
+                <w:sz w:val="26"/>
+              </w:rPr>
               <w:t>Mô tả</w:t>
             </w:r>
           </w:p>
@@ -632,6 +929,11 @@
           </w:tcPr>
           <w:p>
             <w:r>
+              <w:rPr>
+                <w:rFonts w:ascii="Times New Roman" w:hAnsi="Times New Roman" w:eastAsia="Times New Roman"/>
+                <w:color w:val="000000"/>
+                <w:sz w:val="26"/>
+              </w:rPr>
               <w:t>Chi tiết</w:t>
             </w:r>
           </w:p>
@@ -644,6 +946,11 @@
           </w:tcPr>
           <w:p>
             <w:r>
+              <w:rPr>
+                <w:rFonts w:ascii="Times New Roman" w:hAnsi="Times New Roman" w:eastAsia="Times New Roman"/>
+                <w:color w:val="000000"/>
+                <w:sz w:val="26"/>
+              </w:rPr>
               <w:t>TC-WORKSCHEDULE-001</w:t>
             </w:r>
           </w:p>
@@ -654,6 +961,11 @@
           </w:tcPr>
           <w:p>
             <w:r>
+              <w:rPr>
+                <w:rFonts w:ascii="Times New Roman" w:hAnsi="Times New Roman" w:eastAsia="Times New Roman"/>
+                <w:color w:val="000000"/>
+                <w:sz w:val="26"/>
+              </w:rPr>
               <w:t>1</w:t>
             </w:r>
           </w:p>
@@ -664,6 +976,11 @@
           </w:tcPr>
           <w:p>
             <w:r>
+              <w:rPr>
+                <w:rFonts w:ascii="Times New Roman" w:hAnsi="Times New Roman" w:eastAsia="Times New Roman"/>
+                <w:color w:val="000000"/>
+                <w:sz w:val="26"/>
+              </w:rPr>
               <w:t>PASS</w:t>
             </w:r>
           </w:p>
@@ -674,7 +991,12 @@
           </w:tcPr>
           <w:p>
             <w:r>
-              <w:t>29/08/2026 19:23:51</w:t>
+              <w:rPr>
+                <w:rFonts w:ascii="Times New Roman" w:hAnsi="Times New Roman" w:eastAsia="Times New Roman"/>
+                <w:color w:val="000000"/>
+                <w:sz w:val="26"/>
+              </w:rPr>
+              <w:t>06/09/2026 19:41:33</w:t>
             </w:r>
           </w:p>
         </w:tc>
@@ -684,6 +1006,11 @@
           </w:tcPr>
           <w:p>
             <w:r>
+              <w:rPr>
+                <w:rFonts w:ascii="Times New Roman" w:hAnsi="Times New Roman" w:eastAsia="Times New Roman"/>
+                <w:color w:val="000000"/>
+                <w:sz w:val="26"/>
+              </w:rPr>
               <w:t>Đăng nhập bằng tài khoản Doctor thành công</w:t>
             </w:r>
           </w:p>
@@ -693,7 +1020,13 @@
             <w:tcW w:type="dxa" w:w="1440"/>
           </w:tcPr>
           <w:p>
-            <w:r/>
+            <w:r>
+              <w:rPr>
+                <w:rFonts w:ascii="Times New Roman" w:hAnsi="Times New Roman" w:eastAsia="Times New Roman"/>
+                <w:color w:val="000000"/>
+                <w:sz w:val="26"/>
+              </w:rPr>
+            </w:r>
           </w:p>
         </w:tc>
       </w:tr>
@@ -704,6 +1037,11 @@
           </w:tcPr>
           <w:p>
             <w:r>
+              <w:rPr>
+                <w:rFonts w:ascii="Times New Roman" w:hAnsi="Times New Roman" w:eastAsia="Times New Roman"/>
+                <w:color w:val="000000"/>
+                <w:sz w:val="26"/>
+              </w:rPr>
               <w:t>TC-WORKSCHEDULE-001</w:t>
             </w:r>
           </w:p>
@@ -714,6 +1052,11 @@
           </w:tcPr>
           <w:p>
             <w:r>
+              <w:rPr>
+                <w:rFonts w:ascii="Times New Roman" w:hAnsi="Times New Roman" w:eastAsia="Times New Roman"/>
+                <w:color w:val="000000"/>
+                <w:sz w:val="26"/>
+              </w:rPr>
               <w:t>2</w:t>
             </w:r>
           </w:p>
@@ -724,6 +1067,11 @@
           </w:tcPr>
           <w:p>
             <w:r>
+              <w:rPr>
+                <w:rFonts w:ascii="Times New Roman" w:hAnsi="Times New Roman" w:eastAsia="Times New Roman"/>
+                <w:color w:val="000000"/>
+                <w:sz w:val="26"/>
+              </w:rPr>
               <w:t>PASS</w:t>
             </w:r>
           </w:p>
@@ -734,7 +1082,12 @@
           </w:tcPr>
           <w:p>
             <w:r>
-              <w:t>29/08/2026 19:23:51</w:t>
+              <w:rPr>
+                <w:rFonts w:ascii="Times New Roman" w:hAnsi="Times New Roman" w:eastAsia="Times New Roman"/>
+                <w:color w:val="000000"/>
+                <w:sz w:val="26"/>
+              </w:rPr>
+              <w:t>06/09/2026 19:41:33</w:t>
             </w:r>
           </w:p>
         </w:tc>
@@ -744,6 +1097,11 @@
           </w:tcPr>
           <w:p>
             <w:r>
+              <w:rPr>
+                <w:rFonts w:ascii="Times New Roman" w:hAnsi="Times New Roman" w:eastAsia="Times New Roman"/>
+                <w:color w:val="000000"/>
+                <w:sz w:val="26"/>
+              </w:rPr>
               <w:t>Mở trang Lịch làm việc của tôi thành công</w:t>
             </w:r>
           </w:p>
@@ -753,7 +1111,13 @@
             <w:tcW w:type="dxa" w:w="1440"/>
           </w:tcPr>
           <w:p>
-            <w:r/>
+            <w:r>
+              <w:rPr>
+                <w:rFonts w:ascii="Times New Roman" w:hAnsi="Times New Roman" w:eastAsia="Times New Roman"/>
+                <w:color w:val="000000"/>
+                <w:sz w:val="26"/>
+              </w:rPr>
+            </w:r>
           </w:p>
         </w:tc>
       </w:tr>
@@ -764,6 +1128,11 @@
           </w:tcPr>
           <w:p>
             <w:r>
+              <w:rPr>
+                <w:rFonts w:ascii="Times New Roman" w:hAnsi="Times New Roman" w:eastAsia="Times New Roman"/>
+                <w:color w:val="000000"/>
+                <w:sz w:val="26"/>
+              </w:rPr>
               <w:t>TC-WORKSCHEDULE-001</w:t>
             </w:r>
           </w:p>
@@ -774,6 +1143,11 @@
           </w:tcPr>
           <w:p>
             <w:r>
+              <w:rPr>
+                <w:rFonts w:ascii="Times New Roman" w:hAnsi="Times New Roman" w:eastAsia="Times New Roman"/>
+                <w:color w:val="000000"/>
+                <w:sz w:val="26"/>
+              </w:rPr>
               <w:t>3</w:t>
             </w:r>
           </w:p>
@@ -784,6 +1158,11 @@
           </w:tcPr>
           <w:p>
             <w:r>
+              <w:rPr>
+                <w:rFonts w:ascii="Times New Roman" w:hAnsi="Times New Roman" w:eastAsia="Times New Roman"/>
+                <w:color w:val="000000"/>
+                <w:sz w:val="26"/>
+              </w:rPr>
               <w:t>PASS</w:t>
             </w:r>
           </w:p>
@@ -794,7 +1173,12 @@
           </w:tcPr>
           <w:p>
             <w:r>
-              <w:t>29/08/2026 19:23:51</w:t>
+              <w:rPr>
+                <w:rFonts w:ascii="Times New Roman" w:hAnsi="Times New Roman" w:eastAsia="Times New Roman"/>
+                <w:color w:val="000000"/>
+                <w:sz w:val="26"/>
+              </w:rPr>
+              <w:t>06/09/2026 19:41:33</w:t>
             </w:r>
           </w:p>
         </w:tc>
@@ -804,6 +1188,11 @@
           </w:tcPr>
           <w:p>
             <w:r>
+              <w:rPr>
+                <w:rFonts w:ascii="Times New Roman" w:hAnsi="Times New Roman" w:eastAsia="Times New Roman"/>
+                <w:color w:val="000000"/>
+                <w:sz w:val="26"/>
+              </w:rPr>
               <w:t>Hiển thị Doctor Pham Dung - Chuyên khoa Da lieu</w:t>
             </w:r>
           </w:p>
@@ -813,7 +1202,13 @@
             <w:tcW w:type="dxa" w:w="1440"/>
           </w:tcPr>
           <w:p>
-            <w:r/>
+            <w:r>
+              <w:rPr>
+                <w:rFonts w:ascii="Times New Roman" w:hAnsi="Times New Roman" w:eastAsia="Times New Roman"/>
+                <w:color w:val="000000"/>
+                <w:sz w:val="26"/>
+              </w:rPr>
+            </w:r>
           </w:p>
         </w:tc>
       </w:tr>
@@ -824,6 +1219,11 @@
           </w:tcPr>
           <w:p>
             <w:r>
+              <w:rPr>
+                <w:rFonts w:ascii="Times New Roman" w:hAnsi="Times New Roman" w:eastAsia="Times New Roman"/>
+                <w:color w:val="000000"/>
+                <w:sz w:val="26"/>
+              </w:rPr>
               <w:t>TC-WORKSCHEDULE-001</w:t>
             </w:r>
           </w:p>
@@ -834,6 +1234,11 @@
           </w:tcPr>
           <w:p>
             <w:r>
+              <w:rPr>
+                <w:rFonts w:ascii="Times New Roman" w:hAnsi="Times New Roman" w:eastAsia="Times New Roman"/>
+                <w:color w:val="000000"/>
+                <w:sz w:val="26"/>
+              </w:rPr>
               <w:t>4</w:t>
             </w:r>
           </w:p>
@@ -844,6 +1249,11 @@
           </w:tcPr>
           <w:p>
             <w:r>
+              <w:rPr>
+                <w:rFonts w:ascii="Times New Roman" w:hAnsi="Times New Roman" w:eastAsia="Times New Roman"/>
+                <w:color w:val="000000"/>
+                <w:sz w:val="26"/>
+              </w:rPr>
               <w:t>PASS</w:t>
             </w:r>
           </w:p>
@@ -854,7 +1264,12 @@
           </w:tcPr>
           <w:p>
             <w:r>
-              <w:t>29/08/2026 19:23:51</w:t>
+              <w:rPr>
+                <w:rFonts w:ascii="Times New Roman" w:hAnsi="Times New Roman" w:eastAsia="Times New Roman"/>
+                <w:color w:val="000000"/>
+                <w:sz w:val="26"/>
+              </w:rPr>
+              <w:t>06/09/2026 19:41:33</w:t>
             </w:r>
           </w:p>
         </w:tc>
@@ -864,7 +1279,12 @@
           </w:tcPr>
           <w:p>
             <w:r>
-              <w:t>Tuần hiển thị đúng 7 ngày liên tiếp: 24/8/2026 - 30/8/2026</w:t>
+              <w:rPr>
+                <w:rFonts w:ascii="Times New Roman" w:hAnsi="Times New Roman" w:eastAsia="Times New Roman"/>
+                <w:color w:val="000000"/>
+                <w:sz w:val="26"/>
+              </w:rPr>
+              <w:t>Tuần hiển thị đúng 7 ngày liên tiếp: 31/8/2026 - 6/9/2026</w:t>
             </w:r>
           </w:p>
         </w:tc>
@@ -873,7 +1293,13 @@
             <w:tcW w:type="dxa" w:w="1440"/>
           </w:tcPr>
           <w:p>
-            <w:r/>
+            <w:r>
+              <w:rPr>
+                <w:rFonts w:ascii="Times New Roman" w:hAnsi="Times New Roman" w:eastAsia="Times New Roman"/>
+                <w:color w:val="000000"/>
+                <w:sz w:val="26"/>
+              </w:rPr>
+            </w:r>
           </w:p>
         </w:tc>
       </w:tr>
@@ -884,6 +1310,11 @@
           </w:tcPr>
           <w:p>
             <w:r>
+              <w:rPr>
+                <w:rFonts w:ascii="Times New Roman" w:hAnsi="Times New Roman" w:eastAsia="Times New Roman"/>
+                <w:color w:val="000000"/>
+                <w:sz w:val="26"/>
+              </w:rPr>
               <w:t>TC-WORKSCHEDULE-001</w:t>
             </w:r>
           </w:p>
@@ -894,6 +1325,11 @@
           </w:tcPr>
           <w:p>
             <w:r>
+              <w:rPr>
+                <w:rFonts w:ascii="Times New Roman" w:hAnsi="Times New Roman" w:eastAsia="Times New Roman"/>
+                <w:color w:val="000000"/>
+                <w:sz w:val="26"/>
+              </w:rPr>
               <w:t>5</w:t>
             </w:r>
           </w:p>
@@ -904,6 +1340,11 @@
           </w:tcPr>
           <w:p>
             <w:r>
+              <w:rPr>
+                <w:rFonts w:ascii="Times New Roman" w:hAnsi="Times New Roman" w:eastAsia="Times New Roman"/>
+                <w:color w:val="000000"/>
+                <w:sz w:val="26"/>
+              </w:rPr>
               <w:t>PASS</w:t>
             </w:r>
           </w:p>
@@ -914,7 +1355,12 @@
           </w:tcPr>
           <w:p>
             <w:r>
-              <w:t>29/08/2026 19:23:51</w:t>
+              <w:rPr>
+                <w:rFonts w:ascii="Times New Roman" w:hAnsi="Times New Roman" w:eastAsia="Times New Roman"/>
+                <w:color w:val="000000"/>
+                <w:sz w:val="26"/>
+              </w:rPr>
+              <w:t>06/09/2026 19:41:33</w:t>
             </w:r>
           </w:p>
         </w:tc>
@@ -924,6 +1370,11 @@
           </w:tcPr>
           <w:p>
             <w:r>
+              <w:rPr>
+                <w:rFonts w:ascii="Times New Roman" w:hAnsi="Times New Roman" w:eastAsia="Times New Roman"/>
+                <w:color w:val="000000"/>
+                <w:sz w:val="26"/>
+              </w:rPr>
               <w:t>Bảng lịch hiển thị đầy đủ Ca sáng, Ca chiều và Ca tối</w:t>
             </w:r>
           </w:p>
@@ -933,7 +1384,13 @@
             <w:tcW w:type="dxa" w:w="1440"/>
           </w:tcPr>
           <w:p>
-            <w:r/>
+            <w:r>
+              <w:rPr>
+                <w:rFonts w:ascii="Times New Roman" w:hAnsi="Times New Roman" w:eastAsia="Times New Roman"/>
+                <w:color w:val="000000"/>
+                <w:sz w:val="26"/>
+              </w:rPr>
+            </w:r>
           </w:p>
         </w:tc>
       </w:tr>
@@ -944,6 +1401,11 @@
           </w:tcPr>
           <w:p>
             <w:r>
+              <w:rPr>
+                <w:rFonts w:ascii="Times New Roman" w:hAnsi="Times New Roman" w:eastAsia="Times New Roman"/>
+                <w:color w:val="000000"/>
+                <w:sz w:val="26"/>
+              </w:rPr>
               <w:t>TC-WORKSCHEDULE-001</w:t>
             </w:r>
           </w:p>
@@ -954,6 +1416,11 @@
           </w:tcPr>
           <w:p>
             <w:r>
+              <w:rPr>
+                <w:rFonts w:ascii="Times New Roman" w:hAnsi="Times New Roman" w:eastAsia="Times New Roman"/>
+                <w:color w:val="000000"/>
+                <w:sz w:val="26"/>
+              </w:rPr>
               <w:t>6</w:t>
             </w:r>
           </w:p>
@@ -964,6 +1431,11 @@
           </w:tcPr>
           <w:p>
             <w:r>
+              <w:rPr>
+                <w:rFonts w:ascii="Times New Roman" w:hAnsi="Times New Roman" w:eastAsia="Times New Roman"/>
+                <w:color w:val="000000"/>
+                <w:sz w:val="26"/>
+              </w:rPr>
               <w:t>PASS</w:t>
             </w:r>
           </w:p>
@@ -974,7 +1446,12 @@
           </w:tcPr>
           <w:p>
             <w:r>
-              <w:t>29/08/2026 19:23:54</w:t>
+              <w:rPr>
+                <w:rFonts w:ascii="Times New Roman" w:hAnsi="Times New Roman" w:eastAsia="Times New Roman"/>
+                <w:color w:val="000000"/>
+                <w:sz w:val="26"/>
+              </w:rPr>
+              <w:t>06/09/2026 19:41:37</w:t>
             </w:r>
           </w:p>
         </w:tc>
@@ -984,6 +1461,11 @@
           </w:tcPr>
           <w:p>
             <w:r>
+              <w:rPr>
+                <w:rFonts w:ascii="Times New Roman" w:hAnsi="Times New Roman" w:eastAsia="Times New Roman"/>
+                <w:color w:val="000000"/>
+                <w:sz w:val="26"/>
+              </w:rPr>
               <w:t>Các lịch thuộc đúng Doctor Pham Dung; số ô Trống: 21</w:t>
             </w:r>
           </w:p>
@@ -993,7 +1475,13 @@
             <w:tcW w:type="dxa" w:w="1440"/>
           </w:tcPr>
           <w:p>
-            <w:r/>
+            <w:r>
+              <w:rPr>
+                <w:rFonts w:ascii="Times New Roman" w:hAnsi="Times New Roman" w:eastAsia="Times New Roman"/>
+                <w:color w:val="000000"/>
+                <w:sz w:val="26"/>
+              </w:rPr>
+            </w:r>
           </w:p>
         </w:tc>
       </w:tr>
@@ -1004,6 +1492,11 @@
           </w:tcPr>
           <w:p>
             <w:r>
+              <w:rPr>
+                <w:rFonts w:ascii="Times New Roman" w:hAnsi="Times New Roman" w:eastAsia="Times New Roman"/>
+                <w:color w:val="000000"/>
+                <w:sz w:val="26"/>
+              </w:rPr>
               <w:t>TC-WORKSCHEDULE-002</w:t>
             </w:r>
           </w:p>
@@ -1014,6 +1507,11 @@
           </w:tcPr>
           <w:p>
             <w:r>
+              <w:rPr>
+                <w:rFonts w:ascii="Times New Roman" w:hAnsi="Times New Roman" w:eastAsia="Times New Roman"/>
+                <w:color w:val="000000"/>
+                <w:sz w:val="26"/>
+              </w:rPr>
               <w:t>1</w:t>
             </w:r>
           </w:p>
@@ -1024,6 +1522,11 @@
           </w:tcPr>
           <w:p>
             <w:r>
+              <w:rPr>
+                <w:rFonts w:ascii="Times New Roman" w:hAnsi="Times New Roman" w:eastAsia="Times New Roman"/>
+                <w:color w:val="000000"/>
+                <w:sz w:val="26"/>
+              </w:rPr>
               <w:t>PASS</w:t>
             </w:r>
           </w:p>
@@ -1034,7 +1537,12 @@
           </w:tcPr>
           <w:p>
             <w:r>
-              <w:t>29/08/2026 19:24:04</w:t>
+              <w:rPr>
+                <w:rFonts w:ascii="Times New Roman" w:hAnsi="Times New Roman" w:eastAsia="Times New Roman"/>
+                <w:color w:val="000000"/>
+                <w:sz w:val="26"/>
+              </w:rPr>
+              <w:t>06/09/2026 19:41:46</w:t>
             </w:r>
           </w:p>
         </w:tc>
@@ -1044,6 +1552,11 @@
           </w:tcPr>
           <w:p>
             <w:r>
+              <w:rPr>
+                <w:rFonts w:ascii="Times New Roman" w:hAnsi="Times New Roman" w:eastAsia="Times New Roman"/>
+                <w:color w:val="000000"/>
+                <w:sz w:val="26"/>
+              </w:rPr>
               <w:t>Đăng nhập bằng tài khoản Doctor thành công</w:t>
             </w:r>
           </w:p>
@@ -1053,7 +1566,13 @@
             <w:tcW w:type="dxa" w:w="1440"/>
           </w:tcPr>
           <w:p>
-            <w:r/>
+            <w:r>
+              <w:rPr>
+                <w:rFonts w:ascii="Times New Roman" w:hAnsi="Times New Roman" w:eastAsia="Times New Roman"/>
+                <w:color w:val="000000"/>
+                <w:sz w:val="26"/>
+              </w:rPr>
+            </w:r>
           </w:p>
         </w:tc>
       </w:tr>
@@ -1064,6 +1583,11 @@
           </w:tcPr>
           <w:p>
             <w:r>
+              <w:rPr>
+                <w:rFonts w:ascii="Times New Roman" w:hAnsi="Times New Roman" w:eastAsia="Times New Roman"/>
+                <w:color w:val="000000"/>
+                <w:sz w:val="26"/>
+              </w:rPr>
               <w:t>TC-WORKSCHEDULE-002</w:t>
             </w:r>
           </w:p>
@@ -1074,6 +1598,11 @@
           </w:tcPr>
           <w:p>
             <w:r>
+              <w:rPr>
+                <w:rFonts w:ascii="Times New Roman" w:hAnsi="Times New Roman" w:eastAsia="Times New Roman"/>
+                <w:color w:val="000000"/>
+                <w:sz w:val="26"/>
+              </w:rPr>
               <w:t>2</w:t>
             </w:r>
           </w:p>
@@ -1084,6 +1613,11 @@
           </w:tcPr>
           <w:p>
             <w:r>
+              <w:rPr>
+                <w:rFonts w:ascii="Times New Roman" w:hAnsi="Times New Roman" w:eastAsia="Times New Roman"/>
+                <w:color w:val="000000"/>
+                <w:sz w:val="26"/>
+              </w:rPr>
               <w:t>PASS</w:t>
             </w:r>
           </w:p>
@@ -1094,7 +1628,12 @@
           </w:tcPr>
           <w:p>
             <w:r>
-              <w:t>29/08/2026 19:24:04</w:t>
+              <w:rPr>
+                <w:rFonts w:ascii="Times New Roman" w:hAnsi="Times New Roman" w:eastAsia="Times New Roman"/>
+                <w:color w:val="000000"/>
+                <w:sz w:val="26"/>
+              </w:rPr>
+              <w:t>06/09/2026 19:41:46</w:t>
             </w:r>
           </w:p>
         </w:tc>
@@ -1104,7 +1643,12 @@
           </w:tcPr>
           <w:p>
             <w:r>
-              <w:t>Ghi nhận tuần đang hiển thị: 24/8/2026 - 30/8/2026</w:t>
+              <w:rPr>
+                <w:rFonts w:ascii="Times New Roman" w:hAnsi="Times New Roman" w:eastAsia="Times New Roman"/>
+                <w:color w:val="000000"/>
+                <w:sz w:val="26"/>
+              </w:rPr>
+              <w:t>Ghi nhận tuần đang hiển thị: 31/8/2026 - 6/9/2026</w:t>
             </w:r>
           </w:p>
         </w:tc>
@@ -1113,7 +1657,13 @@
             <w:tcW w:type="dxa" w:w="1440"/>
           </w:tcPr>
           <w:p>
-            <w:r/>
+            <w:r>
+              <w:rPr>
+                <w:rFonts w:ascii="Times New Roman" w:hAnsi="Times New Roman" w:eastAsia="Times New Roman"/>
+                <w:color w:val="000000"/>
+                <w:sz w:val="26"/>
+              </w:rPr>
+            </w:r>
           </w:p>
         </w:tc>
       </w:tr>
@@ -1124,6 +1674,11 @@
           </w:tcPr>
           <w:p>
             <w:r>
+              <w:rPr>
+                <w:rFonts w:ascii="Times New Roman" w:hAnsi="Times New Roman" w:eastAsia="Times New Roman"/>
+                <w:color w:val="000000"/>
+                <w:sz w:val="26"/>
+              </w:rPr>
               <w:t>TC-WORKSCHEDULE-002</w:t>
             </w:r>
           </w:p>
@@ -1134,6 +1689,11 @@
           </w:tcPr>
           <w:p>
             <w:r>
+              <w:rPr>
+                <w:rFonts w:ascii="Times New Roman" w:hAnsi="Times New Roman" w:eastAsia="Times New Roman"/>
+                <w:color w:val="000000"/>
+                <w:sz w:val="26"/>
+              </w:rPr>
               <w:t>3</w:t>
             </w:r>
           </w:p>
@@ -1144,6 +1704,11 @@
           </w:tcPr>
           <w:p>
             <w:r>
+              <w:rPr>
+                <w:rFonts w:ascii="Times New Roman" w:hAnsi="Times New Roman" w:eastAsia="Times New Roman"/>
+                <w:color w:val="000000"/>
+                <w:sz w:val="26"/>
+              </w:rPr>
               <w:t>PASS</w:t>
             </w:r>
           </w:p>
@@ -1154,7 +1719,12 @@
           </w:tcPr>
           <w:p>
             <w:r>
-              <w:t>29/08/2026 19:24:04</w:t>
+              <w:rPr>
+                <w:rFonts w:ascii="Times New Roman" w:hAnsi="Times New Roman" w:eastAsia="Times New Roman"/>
+                <w:color w:val="000000"/>
+                <w:sz w:val="26"/>
+              </w:rPr>
+              <w:t>06/09/2026 19:41:47</w:t>
             </w:r>
           </w:p>
         </w:tc>
@@ -1164,6 +1734,11 @@
           </w:tcPr>
           <w:p>
             <w:r>
+              <w:rPr>
+                <w:rFonts w:ascii="Times New Roman" w:hAnsi="Times New Roman" w:eastAsia="Times New Roman"/>
+                <w:color w:val="000000"/>
+                <w:sz w:val="26"/>
+              </w:rPr>
               <w:t>Nhấn Tuần trước thành công</w:t>
             </w:r>
           </w:p>
@@ -1173,7 +1748,13 @@
             <w:tcW w:type="dxa" w:w="1440"/>
           </w:tcPr>
           <w:p>
-            <w:r/>
+            <w:r>
+              <w:rPr>
+                <w:rFonts w:ascii="Times New Roman" w:hAnsi="Times New Roman" w:eastAsia="Times New Roman"/>
+                <w:color w:val="000000"/>
+                <w:sz w:val="26"/>
+              </w:rPr>
+            </w:r>
           </w:p>
         </w:tc>
       </w:tr>
@@ -1184,6 +1765,11 @@
           </w:tcPr>
           <w:p>
             <w:r>
+              <w:rPr>
+                <w:rFonts w:ascii="Times New Roman" w:hAnsi="Times New Roman" w:eastAsia="Times New Roman"/>
+                <w:color w:val="000000"/>
+                <w:sz w:val="26"/>
+              </w:rPr>
               <w:t>TC-WORKSCHEDULE-002</w:t>
             </w:r>
           </w:p>
@@ -1194,6 +1780,11 @@
           </w:tcPr>
           <w:p>
             <w:r>
+              <w:rPr>
+                <w:rFonts w:ascii="Times New Roman" w:hAnsi="Times New Roman" w:eastAsia="Times New Roman"/>
+                <w:color w:val="000000"/>
+                <w:sz w:val="26"/>
+              </w:rPr>
               <w:t>4</w:t>
             </w:r>
           </w:p>
@@ -1204,6 +1795,11 @@
           </w:tcPr>
           <w:p>
             <w:r>
+              <w:rPr>
+                <w:rFonts w:ascii="Times New Roman" w:hAnsi="Times New Roman" w:eastAsia="Times New Roman"/>
+                <w:color w:val="000000"/>
+                <w:sz w:val="26"/>
+              </w:rPr>
               <w:t>PASS</w:t>
             </w:r>
           </w:p>
@@ -1214,7 +1810,12 @@
           </w:tcPr>
           <w:p>
             <w:r>
-              <w:t>29/08/2026 19:24:04</w:t>
+              <w:rPr>
+                <w:rFonts w:ascii="Times New Roman" w:hAnsi="Times New Roman" w:eastAsia="Times New Roman"/>
+                <w:color w:val="000000"/>
+                <w:sz w:val="26"/>
+              </w:rPr>
+              <w:t>06/09/2026 19:41:47</w:t>
             </w:r>
           </w:p>
         </w:tc>
@@ -1224,7 +1825,12 @@
           </w:tcPr>
           <w:p>
             <w:r>
-              <w:t>Tuần được chuyển đúng từ 24/8/2026 - 30/8/2026 sang 17/8/2026 - 23/8/2026</w:t>
+              <w:rPr>
+                <w:rFonts w:ascii="Times New Roman" w:hAnsi="Times New Roman" w:eastAsia="Times New Roman"/>
+                <w:color w:val="000000"/>
+                <w:sz w:val="26"/>
+              </w:rPr>
+              <w:t>Tuần được chuyển đúng từ 31/8/2026 - 6/9/2026 sang 24/8/2026 - 30/8/2026</w:t>
             </w:r>
           </w:p>
         </w:tc>
@@ -1233,7 +1839,13 @@
             <w:tcW w:type="dxa" w:w="1440"/>
           </w:tcPr>
           <w:p>
-            <w:r/>
+            <w:r>
+              <w:rPr>
+                <w:rFonts w:ascii="Times New Roman" w:hAnsi="Times New Roman" w:eastAsia="Times New Roman"/>
+                <w:color w:val="000000"/>
+                <w:sz w:val="26"/>
+              </w:rPr>
+            </w:r>
           </w:p>
         </w:tc>
       </w:tr>
@@ -1244,6 +1856,11 @@
           </w:tcPr>
           <w:p>
             <w:r>
+              <w:rPr>
+                <w:rFonts w:ascii="Times New Roman" w:hAnsi="Times New Roman" w:eastAsia="Times New Roman"/>
+                <w:color w:val="000000"/>
+                <w:sz w:val="26"/>
+              </w:rPr>
               <w:t>TC-WORKSCHEDULE-002</w:t>
             </w:r>
           </w:p>
@@ -1254,6 +1871,11 @@
           </w:tcPr>
           <w:p>
             <w:r>
+              <w:rPr>
+                <w:rFonts w:ascii="Times New Roman" w:hAnsi="Times New Roman" w:eastAsia="Times New Roman"/>
+                <w:color w:val="000000"/>
+                <w:sz w:val="26"/>
+              </w:rPr>
               <w:t>5</w:t>
             </w:r>
           </w:p>
@@ -1264,6 +1886,11 @@
           </w:tcPr>
           <w:p>
             <w:r>
+              <w:rPr>
+                <w:rFonts w:ascii="Times New Roman" w:hAnsi="Times New Roman" w:eastAsia="Times New Roman"/>
+                <w:color w:val="000000"/>
+                <w:sz w:val="26"/>
+              </w:rPr>
               <w:t>PASS</w:t>
             </w:r>
           </w:p>
@@ -1274,7 +1901,12 @@
           </w:tcPr>
           <w:p>
             <w:r>
-              <w:t>29/08/2026 19:24:05</w:t>
+              <w:rPr>
+                <w:rFonts w:ascii="Times New Roman" w:hAnsi="Times New Roman" w:eastAsia="Times New Roman"/>
+                <w:color w:val="000000"/>
+                <w:sz w:val="26"/>
+              </w:rPr>
+              <w:t>06/09/2026 19:41:47</w:t>
             </w:r>
           </w:p>
         </w:tc>
@@ -1284,7 +1916,12 @@
           </w:tcPr>
           <w:p>
             <w:r>
-              <w:t>Dữ liệu lịch thuộc đúng tuần vừa chọn, tổng số lịch: 9</w:t>
+              <w:rPr>
+                <w:rFonts w:ascii="Times New Roman" w:hAnsi="Times New Roman" w:eastAsia="Times New Roman"/>
+                <w:color w:val="000000"/>
+                <w:sz w:val="26"/>
+              </w:rPr>
+              <w:t>Dữ liệu lịch thuộc đúng tuần vừa chọn, tổng số lịch: 0</w:t>
             </w:r>
           </w:p>
         </w:tc>
@@ -1293,7 +1930,13 @@
             <w:tcW w:type="dxa" w:w="1440"/>
           </w:tcPr>
           <w:p>
-            <w:r/>
+            <w:r>
+              <w:rPr>
+                <w:rFonts w:ascii="Times New Roman" w:hAnsi="Times New Roman" w:eastAsia="Times New Roman"/>
+                <w:color w:val="000000"/>
+                <w:sz w:val="26"/>
+              </w:rPr>
+            </w:r>
           </w:p>
         </w:tc>
       </w:tr>
@@ -1304,6 +1947,11 @@
           </w:tcPr>
           <w:p>
             <w:r>
+              <w:rPr>
+                <w:rFonts w:ascii="Times New Roman" w:hAnsi="Times New Roman" w:eastAsia="Times New Roman"/>
+                <w:color w:val="000000"/>
+                <w:sz w:val="26"/>
+              </w:rPr>
               <w:t>TC-WORKSCHEDULE-003</w:t>
             </w:r>
           </w:p>
@@ -1314,6 +1962,11 @@
           </w:tcPr>
           <w:p>
             <w:r>
+              <w:rPr>
+                <w:rFonts w:ascii="Times New Roman" w:hAnsi="Times New Roman" w:eastAsia="Times New Roman"/>
+                <w:color w:val="000000"/>
+                <w:sz w:val="26"/>
+              </w:rPr>
               <w:t>1</w:t>
             </w:r>
           </w:p>
@@ -1324,6 +1977,11 @@
           </w:tcPr>
           <w:p>
             <w:r>
+              <w:rPr>
+                <w:rFonts w:ascii="Times New Roman" w:hAnsi="Times New Roman" w:eastAsia="Times New Roman"/>
+                <w:color w:val="000000"/>
+                <w:sz w:val="26"/>
+              </w:rPr>
               <w:t>PASS</w:t>
             </w:r>
           </w:p>
@@ -1334,7 +1992,12 @@
           </w:tcPr>
           <w:p>
             <w:r>
-              <w:t>29/08/2026 19:24:14</w:t>
+              <w:rPr>
+                <w:rFonts w:ascii="Times New Roman" w:hAnsi="Times New Roman" w:eastAsia="Times New Roman"/>
+                <w:color w:val="000000"/>
+                <w:sz w:val="26"/>
+              </w:rPr>
+              <w:t>06/09/2026 19:41:57</w:t>
             </w:r>
           </w:p>
         </w:tc>
@@ -1344,6 +2007,11 @@
           </w:tcPr>
           <w:p>
             <w:r>
+              <w:rPr>
+                <w:rFonts w:ascii="Times New Roman" w:hAnsi="Times New Roman" w:eastAsia="Times New Roman"/>
+                <w:color w:val="000000"/>
+                <w:sz w:val="26"/>
+              </w:rPr>
               <w:t>Đăng nhập bằng tài khoản Doctor thành công</w:t>
             </w:r>
           </w:p>
@@ -1353,7 +2021,13 @@
             <w:tcW w:type="dxa" w:w="1440"/>
           </w:tcPr>
           <w:p>
-            <w:r/>
+            <w:r>
+              <w:rPr>
+                <w:rFonts w:ascii="Times New Roman" w:hAnsi="Times New Roman" w:eastAsia="Times New Roman"/>
+                <w:color w:val="000000"/>
+                <w:sz w:val="26"/>
+              </w:rPr>
+            </w:r>
           </w:p>
         </w:tc>
       </w:tr>
@@ -1364,6 +2038,11 @@
           </w:tcPr>
           <w:p>
             <w:r>
+              <w:rPr>
+                <w:rFonts w:ascii="Times New Roman" w:hAnsi="Times New Roman" w:eastAsia="Times New Roman"/>
+                <w:color w:val="000000"/>
+                <w:sz w:val="26"/>
+              </w:rPr>
               <w:t>TC-WORKSCHEDULE-003</w:t>
             </w:r>
           </w:p>
@@ -1374,6 +2053,11 @@
           </w:tcPr>
           <w:p>
             <w:r>
+              <w:rPr>
+                <w:rFonts w:ascii="Times New Roman" w:hAnsi="Times New Roman" w:eastAsia="Times New Roman"/>
+                <w:color w:val="000000"/>
+                <w:sz w:val="26"/>
+              </w:rPr>
               <w:t>2</w:t>
             </w:r>
           </w:p>
@@ -1384,6 +2068,11 @@
           </w:tcPr>
           <w:p>
             <w:r>
+              <w:rPr>
+                <w:rFonts w:ascii="Times New Roman" w:hAnsi="Times New Roman" w:eastAsia="Times New Roman"/>
+                <w:color w:val="000000"/>
+                <w:sz w:val="26"/>
+              </w:rPr>
               <w:t>PASS</w:t>
             </w:r>
           </w:p>
@@ -1394,7 +2083,12 @@
           </w:tcPr>
           <w:p>
             <w:r>
-              <w:t>29/08/2026 19:24:15</w:t>
+              <w:rPr>
+                <w:rFonts w:ascii="Times New Roman" w:hAnsi="Times New Roman" w:eastAsia="Times New Roman"/>
+                <w:color w:val="000000"/>
+                <w:sz w:val="26"/>
+              </w:rPr>
+              <w:t>06/09/2026 19:41:57</w:t>
             </w:r>
           </w:p>
         </w:tc>
@@ -1404,7 +2098,12 @@
           </w:tcPr>
           <w:p>
             <w:r>
-              <w:t>Ghi nhận tuần đang hiển thị: 24/8/2026 - 30/8/2026</w:t>
+              <w:rPr>
+                <w:rFonts w:ascii="Times New Roman" w:hAnsi="Times New Roman" w:eastAsia="Times New Roman"/>
+                <w:color w:val="000000"/>
+                <w:sz w:val="26"/>
+              </w:rPr>
+              <w:t>Ghi nhận tuần đang hiển thị: 31/8/2026 - 6/9/2026</w:t>
             </w:r>
           </w:p>
         </w:tc>
@@ -1413,7 +2112,13 @@
             <w:tcW w:type="dxa" w:w="1440"/>
           </w:tcPr>
           <w:p>
-            <w:r/>
+            <w:r>
+              <w:rPr>
+                <w:rFonts w:ascii="Times New Roman" w:hAnsi="Times New Roman" w:eastAsia="Times New Roman"/>
+                <w:color w:val="000000"/>
+                <w:sz w:val="26"/>
+              </w:rPr>
+            </w:r>
           </w:p>
         </w:tc>
       </w:tr>
@@ -1424,6 +2129,11 @@
           </w:tcPr>
           <w:p>
             <w:r>
+              <w:rPr>
+                <w:rFonts w:ascii="Times New Roman" w:hAnsi="Times New Roman" w:eastAsia="Times New Roman"/>
+                <w:color w:val="000000"/>
+                <w:sz w:val="26"/>
+              </w:rPr>
               <w:t>TC-WORKSCHEDULE-003</w:t>
             </w:r>
           </w:p>
@@ -1434,6 +2144,11 @@
           </w:tcPr>
           <w:p>
             <w:r>
+              <w:rPr>
+                <w:rFonts w:ascii="Times New Roman" w:hAnsi="Times New Roman" w:eastAsia="Times New Roman"/>
+                <w:color w:val="000000"/>
+                <w:sz w:val="26"/>
+              </w:rPr>
               <w:t>3</w:t>
             </w:r>
           </w:p>
@@ -1444,6 +2159,11 @@
           </w:tcPr>
           <w:p>
             <w:r>
+              <w:rPr>
+                <w:rFonts w:ascii="Times New Roman" w:hAnsi="Times New Roman" w:eastAsia="Times New Roman"/>
+                <w:color w:val="000000"/>
+                <w:sz w:val="26"/>
+              </w:rPr>
               <w:t>PASS</w:t>
             </w:r>
           </w:p>
@@ -1454,7 +2174,12 @@
           </w:tcPr>
           <w:p>
             <w:r>
-              <w:t>29/08/2026 19:24:15</w:t>
+              <w:rPr>
+                <w:rFonts w:ascii="Times New Roman" w:hAnsi="Times New Roman" w:eastAsia="Times New Roman"/>
+                <w:color w:val="000000"/>
+                <w:sz w:val="26"/>
+              </w:rPr>
+              <w:t>06/09/2026 19:41:58</w:t>
             </w:r>
           </w:p>
         </w:tc>
@@ -1464,6 +2189,11 @@
           </w:tcPr>
           <w:p>
             <w:r>
+              <w:rPr>
+                <w:rFonts w:ascii="Times New Roman" w:hAnsi="Times New Roman" w:eastAsia="Times New Roman"/>
+                <w:color w:val="000000"/>
+                <w:sz w:val="26"/>
+              </w:rPr>
               <w:t>Nhấn Tuần sau thành công</w:t>
             </w:r>
           </w:p>
@@ -1473,7 +2203,13 @@
             <w:tcW w:type="dxa" w:w="1440"/>
           </w:tcPr>
           <w:p>
-            <w:r/>
+            <w:r>
+              <w:rPr>
+                <w:rFonts w:ascii="Times New Roman" w:hAnsi="Times New Roman" w:eastAsia="Times New Roman"/>
+                <w:color w:val="000000"/>
+                <w:sz w:val="26"/>
+              </w:rPr>
+            </w:r>
           </w:p>
         </w:tc>
       </w:tr>
@@ -1484,6 +2220,11 @@
           </w:tcPr>
           <w:p>
             <w:r>
+              <w:rPr>
+                <w:rFonts w:ascii="Times New Roman" w:hAnsi="Times New Roman" w:eastAsia="Times New Roman"/>
+                <w:color w:val="000000"/>
+                <w:sz w:val="26"/>
+              </w:rPr>
               <w:t>TC-WORKSCHEDULE-003</w:t>
             </w:r>
           </w:p>
@@ -1494,6 +2235,11 @@
           </w:tcPr>
           <w:p>
             <w:r>
+              <w:rPr>
+                <w:rFonts w:ascii="Times New Roman" w:hAnsi="Times New Roman" w:eastAsia="Times New Roman"/>
+                <w:color w:val="000000"/>
+                <w:sz w:val="26"/>
+              </w:rPr>
               <w:t>4</w:t>
             </w:r>
           </w:p>
@@ -1504,6 +2250,11 @@
           </w:tcPr>
           <w:p>
             <w:r>
+              <w:rPr>
+                <w:rFonts w:ascii="Times New Roman" w:hAnsi="Times New Roman" w:eastAsia="Times New Roman"/>
+                <w:color w:val="000000"/>
+                <w:sz w:val="26"/>
+              </w:rPr>
               <w:t>PASS</w:t>
             </w:r>
           </w:p>
@@ -1514,7 +2265,12 @@
           </w:tcPr>
           <w:p>
             <w:r>
-              <w:t>29/08/2026 19:24:15</w:t>
+              <w:rPr>
+                <w:rFonts w:ascii="Times New Roman" w:hAnsi="Times New Roman" w:eastAsia="Times New Roman"/>
+                <w:color w:val="000000"/>
+                <w:sz w:val="26"/>
+              </w:rPr>
+              <w:t>06/09/2026 19:41:58</w:t>
             </w:r>
           </w:p>
         </w:tc>
@@ -1524,7 +2280,12 @@
           </w:tcPr>
           <w:p>
             <w:r>
-              <w:t>Tuần được chuyển đúng từ 24/8/2026 - 30/8/2026 sang 31/8/2026 - 6/9/2026</w:t>
+              <w:rPr>
+                <w:rFonts w:ascii="Times New Roman" w:hAnsi="Times New Roman" w:eastAsia="Times New Roman"/>
+                <w:color w:val="000000"/>
+                <w:sz w:val="26"/>
+              </w:rPr>
+              <w:t>Tuần được chuyển đúng từ 31/8/2026 - 6/9/2026 sang 7/9/2026 - 13/9/2026</w:t>
             </w:r>
           </w:p>
         </w:tc>
@@ -1533,7 +2294,13 @@
             <w:tcW w:type="dxa" w:w="1440"/>
           </w:tcPr>
           <w:p>
-            <w:r/>
+            <w:r>
+              <w:rPr>
+                <w:rFonts w:ascii="Times New Roman" w:hAnsi="Times New Roman" w:eastAsia="Times New Roman"/>
+                <w:color w:val="000000"/>
+                <w:sz w:val="26"/>
+              </w:rPr>
+            </w:r>
           </w:p>
         </w:tc>
       </w:tr>
@@ -1544,6 +2311,11 @@
           </w:tcPr>
           <w:p>
             <w:r>
+              <w:rPr>
+                <w:rFonts w:ascii="Times New Roman" w:hAnsi="Times New Roman" w:eastAsia="Times New Roman"/>
+                <w:color w:val="000000"/>
+                <w:sz w:val="26"/>
+              </w:rPr>
               <w:t>TC-WORKSCHEDULE-003</w:t>
             </w:r>
           </w:p>
@@ -1554,6 +2326,11 @@
           </w:tcPr>
           <w:p>
             <w:r>
+              <w:rPr>
+                <w:rFonts w:ascii="Times New Roman" w:hAnsi="Times New Roman" w:eastAsia="Times New Roman"/>
+                <w:color w:val="000000"/>
+                <w:sz w:val="26"/>
+              </w:rPr>
               <w:t>5</w:t>
             </w:r>
           </w:p>
@@ -1564,6 +2341,11 @@
           </w:tcPr>
           <w:p>
             <w:r>
+              <w:rPr>
+                <w:rFonts w:ascii="Times New Roman" w:hAnsi="Times New Roman" w:eastAsia="Times New Roman"/>
+                <w:color w:val="000000"/>
+                <w:sz w:val="26"/>
+              </w:rPr>
               <w:t>PASS</w:t>
             </w:r>
           </w:p>
@@ -1574,7 +2356,12 @@
           </w:tcPr>
           <w:p>
             <w:r>
-              <w:t>29/08/2026 19:24:15</w:t>
+              <w:rPr>
+                <w:rFonts w:ascii="Times New Roman" w:hAnsi="Times New Roman" w:eastAsia="Times New Roman"/>
+                <w:color w:val="000000"/>
+                <w:sz w:val="26"/>
+              </w:rPr>
+              <w:t>06/09/2026 19:41:58</w:t>
             </w:r>
           </w:p>
         </w:tc>
@@ -1584,6 +2371,11 @@
           </w:tcPr>
           <w:p>
             <w:r>
+              <w:rPr>
+                <w:rFonts w:ascii="Times New Roman" w:hAnsi="Times New Roman" w:eastAsia="Times New Roman"/>
+                <w:color w:val="000000"/>
+                <w:sz w:val="26"/>
+              </w:rPr>
               <w:t>Dữ liệu lịch thuộc đúng tuần vừa chọn, tổng số lịch: 0</w:t>
             </w:r>
           </w:p>
@@ -1593,7 +2385,13 @@
             <w:tcW w:type="dxa" w:w="1440"/>
           </w:tcPr>
           <w:p>
-            <w:r/>
+            <w:r>
+              <w:rPr>
+                <w:rFonts w:ascii="Times New Roman" w:hAnsi="Times New Roman" w:eastAsia="Times New Roman"/>
+                <w:color w:val="000000"/>
+                <w:sz w:val="26"/>
+              </w:rPr>
+            </w:r>
           </w:p>
         </w:tc>
       </w:tr>
@@ -1604,6 +2402,11 @@
           </w:tcPr>
           <w:p>
             <w:r>
+              <w:rPr>
+                <w:rFonts w:ascii="Times New Roman" w:hAnsi="Times New Roman" w:eastAsia="Times New Roman"/>
+                <w:color w:val="000000"/>
+                <w:sz w:val="26"/>
+              </w:rPr>
               <w:t>TC-WORKSCHEDULE-004</w:t>
             </w:r>
           </w:p>
@@ -1614,6 +2417,11 @@
           </w:tcPr>
           <w:p>
             <w:r>
+              <w:rPr>
+                <w:rFonts w:ascii="Times New Roman" w:hAnsi="Times New Roman" w:eastAsia="Times New Roman"/>
+                <w:color w:val="000000"/>
+                <w:sz w:val="26"/>
+              </w:rPr>
               <w:t>1</w:t>
             </w:r>
           </w:p>
@@ -1624,6 +2432,11 @@
           </w:tcPr>
           <w:p>
             <w:r>
+              <w:rPr>
+                <w:rFonts w:ascii="Times New Roman" w:hAnsi="Times New Roman" w:eastAsia="Times New Roman"/>
+                <w:color w:val="000000"/>
+                <w:sz w:val="26"/>
+              </w:rPr>
               <w:t>PASS</w:t>
             </w:r>
           </w:p>
@@ -1634,7 +2447,12 @@
           </w:tcPr>
           <w:p>
             <w:r>
-              <w:t>29/08/2026 19:24:25</w:t>
+              <w:rPr>
+                <w:rFonts w:ascii="Times New Roman" w:hAnsi="Times New Roman" w:eastAsia="Times New Roman"/>
+                <w:color w:val="000000"/>
+                <w:sz w:val="26"/>
+              </w:rPr>
+              <w:t>06/09/2026 19:42:07</w:t>
             </w:r>
           </w:p>
         </w:tc>
@@ -1644,6 +2462,11 @@
           </w:tcPr>
           <w:p>
             <w:r>
+              <w:rPr>
+                <w:rFonts w:ascii="Times New Roman" w:hAnsi="Times New Roman" w:eastAsia="Times New Roman"/>
+                <w:color w:val="000000"/>
+                <w:sz w:val="26"/>
+              </w:rPr>
               <w:t>Đăng nhập bằng tài khoản Doctor có lịch làm việc thành công</w:t>
             </w:r>
           </w:p>
@@ -1653,7 +2476,13 @@
             <w:tcW w:type="dxa" w:w="1440"/>
           </w:tcPr>
           <w:p>
-            <w:r/>
+            <w:r>
+              <w:rPr>
+                <w:rFonts w:ascii="Times New Roman" w:hAnsi="Times New Roman" w:eastAsia="Times New Roman"/>
+                <w:color w:val="000000"/>
+                <w:sz w:val="26"/>
+              </w:rPr>
+            </w:r>
           </w:p>
         </w:tc>
       </w:tr>
@@ -1664,6 +2493,11 @@
           </w:tcPr>
           <w:p>
             <w:r>
+              <w:rPr>
+                <w:rFonts w:ascii="Times New Roman" w:hAnsi="Times New Roman" w:eastAsia="Times New Roman"/>
+                <w:color w:val="000000"/>
+                <w:sz w:val="26"/>
+              </w:rPr>
               <w:t>TC-WORKSCHEDULE-004</w:t>
             </w:r>
           </w:p>
@@ -1674,6 +2508,11 @@
           </w:tcPr>
           <w:p>
             <w:r>
+              <w:rPr>
+                <w:rFonts w:ascii="Times New Roman" w:hAnsi="Times New Roman" w:eastAsia="Times New Roman"/>
+                <w:color w:val="000000"/>
+                <w:sz w:val="26"/>
+              </w:rPr>
               <w:t>2</w:t>
             </w:r>
           </w:p>
@@ -1684,6 +2523,11 @@
           </w:tcPr>
           <w:p>
             <w:r>
+              <w:rPr>
+                <w:rFonts w:ascii="Times New Roman" w:hAnsi="Times New Roman" w:eastAsia="Times New Roman"/>
+                <w:color w:val="000000"/>
+                <w:sz w:val="26"/>
+              </w:rPr>
               <w:t>PASS</w:t>
             </w:r>
           </w:p>
@@ -1694,7 +2538,12 @@
           </w:tcPr>
           <w:p>
             <w:r>
-              <w:t>29/08/2026 19:24:25</w:t>
+              <w:rPr>
+                <w:rFonts w:ascii="Times New Roman" w:hAnsi="Times New Roman" w:eastAsia="Times New Roman"/>
+                <w:color w:val="000000"/>
+                <w:sz w:val="26"/>
+              </w:rPr>
+              <w:t>06/09/2026 19:42:07</w:t>
             </w:r>
           </w:p>
         </w:tc>
@@ -1704,6 +2553,11 @@
           </w:tcPr>
           <w:p>
             <w:r>
+              <w:rPr>
+                <w:rFonts w:ascii="Times New Roman" w:hAnsi="Times New Roman" w:eastAsia="Times New Roman"/>
+                <w:color w:val="000000"/>
+                <w:sz w:val="26"/>
+              </w:rPr>
               <w:t>Mở trang Lịch làm việc của tôi thành công</w:t>
             </w:r>
           </w:p>
@@ -1713,7 +2567,13 @@
             <w:tcW w:type="dxa" w:w="1440"/>
           </w:tcPr>
           <w:p>
-            <w:r/>
+            <w:r>
+              <w:rPr>
+                <w:rFonts w:ascii="Times New Roman" w:hAnsi="Times New Roman" w:eastAsia="Times New Roman"/>
+                <w:color w:val="000000"/>
+                <w:sz w:val="26"/>
+              </w:rPr>
+            </w:r>
           </w:p>
         </w:tc>
       </w:tr>
@@ -1724,6 +2584,11 @@
           </w:tcPr>
           <w:p>
             <w:r>
+              <w:rPr>
+                <w:rFonts w:ascii="Times New Roman" w:hAnsi="Times New Roman" w:eastAsia="Times New Roman"/>
+                <w:color w:val="000000"/>
+                <w:sz w:val="26"/>
+              </w:rPr>
               <w:t>TC-WORKSCHEDULE-004</w:t>
             </w:r>
           </w:p>
@@ -1734,6 +2599,11 @@
           </w:tcPr>
           <w:p>
             <w:r>
+              <w:rPr>
+                <w:rFonts w:ascii="Times New Roman" w:hAnsi="Times New Roman" w:eastAsia="Times New Roman"/>
+                <w:color w:val="000000"/>
+                <w:sz w:val="26"/>
+              </w:rPr>
               <w:t>3</w:t>
             </w:r>
           </w:p>
@@ -1744,6 +2614,11 @@
           </w:tcPr>
           <w:p>
             <w:r>
+              <w:rPr>
+                <w:rFonts w:ascii="Times New Roman" w:hAnsi="Times New Roman" w:eastAsia="Times New Roman"/>
+                <w:color w:val="000000"/>
+                <w:sz w:val="26"/>
+              </w:rPr>
               <w:t>PASS</w:t>
             </w:r>
           </w:p>
@@ -1754,7 +2629,12 @@
           </w:tcPr>
           <w:p>
             <w:r>
-              <w:t>29/08/2026 19:24:29</w:t>
+              <w:rPr>
+                <w:rFonts w:ascii="Times New Roman" w:hAnsi="Times New Roman" w:eastAsia="Times New Roman"/>
+                <w:color w:val="000000"/>
+                <w:sz w:val="26"/>
+              </w:rPr>
+              <w:t>06/09/2026 19:42:15</w:t>
             </w:r>
           </w:p>
         </w:tc>
@@ -1764,6 +2644,11 @@
           </w:tcPr>
           <w:p>
             <w:r>
+              <w:rPr>
+                <w:rFonts w:ascii="Times New Roman" w:hAnsi="Times New Roman" w:eastAsia="Times New Roman"/>
+                <w:color w:val="000000"/>
+                <w:sz w:val="26"/>
+              </w:rPr>
               <w:t>Ghi nhận 9 lịch trong tuần 17/8/2026 - 23/8/2026</w:t>
             </w:r>
           </w:p>
@@ -1773,7 +2658,13 @@
             <w:tcW w:type="dxa" w:w="1440"/>
           </w:tcPr>
           <w:p>
-            <w:r/>
+            <w:r>
+              <w:rPr>
+                <w:rFonts w:ascii="Times New Roman" w:hAnsi="Times New Roman" w:eastAsia="Times New Roman"/>
+                <w:color w:val="000000"/>
+                <w:sz w:val="26"/>
+              </w:rPr>
+            </w:r>
           </w:p>
         </w:tc>
       </w:tr>
@@ -1784,6 +2675,11 @@
           </w:tcPr>
           <w:p>
             <w:r>
+              <w:rPr>
+                <w:rFonts w:ascii="Times New Roman" w:hAnsi="Times New Roman" w:eastAsia="Times New Roman"/>
+                <w:color w:val="000000"/>
+                <w:sz w:val="26"/>
+              </w:rPr>
               <w:t>TC-WORKSCHEDULE-004</w:t>
             </w:r>
           </w:p>
@@ -1794,6 +2690,11 @@
           </w:tcPr>
           <w:p>
             <w:r>
+              <w:rPr>
+                <w:rFonts w:ascii="Times New Roman" w:hAnsi="Times New Roman" w:eastAsia="Times New Roman"/>
+                <w:color w:val="000000"/>
+                <w:sz w:val="26"/>
+              </w:rPr>
               <w:t>4</w:t>
             </w:r>
           </w:p>
@@ -1804,6 +2705,11 @@
           </w:tcPr>
           <w:p>
             <w:r>
+              <w:rPr>
+                <w:rFonts w:ascii="Times New Roman" w:hAnsi="Times New Roman" w:eastAsia="Times New Roman"/>
+                <w:color w:val="000000"/>
+                <w:sz w:val="26"/>
+              </w:rPr>
               <w:t>PASS</w:t>
             </w:r>
           </w:p>
@@ -1814,7 +2720,12 @@
           </w:tcPr>
           <w:p>
             <w:r>
-              <w:t>29/08/2026 19:24:29</w:t>
+              <w:rPr>
+                <w:rFonts w:ascii="Times New Roman" w:hAnsi="Times New Roman" w:eastAsia="Times New Roman"/>
+                <w:color w:val="000000"/>
+                <w:sz w:val="26"/>
+              </w:rPr>
+              <w:t>06/09/2026 19:42:15</w:t>
             </w:r>
           </w:p>
         </w:tc>
@@ -1824,6 +2735,11 @@
           </w:tcPr>
           <w:p>
             <w:r>
+              <w:rPr>
+                <w:rFonts w:ascii="Times New Roman" w:hAnsi="Times New Roman" w:eastAsia="Times New Roman"/>
+                <w:color w:val="000000"/>
+                <w:sz w:val="26"/>
+              </w:rPr>
               <w:t>Mở khu vực Danh sách lịch làm việc phía dưới</w:t>
             </w:r>
           </w:p>
@@ -1833,7 +2749,13 @@
             <w:tcW w:type="dxa" w:w="1440"/>
           </w:tcPr>
           <w:p>
-            <w:r/>
+            <w:r>
+              <w:rPr>
+                <w:rFonts w:ascii="Times New Roman" w:hAnsi="Times New Roman" w:eastAsia="Times New Roman"/>
+                <w:color w:val="000000"/>
+                <w:sz w:val="26"/>
+              </w:rPr>
+            </w:r>
           </w:p>
         </w:tc>
       </w:tr>
@@ -1844,6 +2766,11 @@
           </w:tcPr>
           <w:p>
             <w:r>
+              <w:rPr>
+                <w:rFonts w:ascii="Times New Roman" w:hAnsi="Times New Roman" w:eastAsia="Times New Roman"/>
+                <w:color w:val="000000"/>
+                <w:sz w:val="26"/>
+              </w:rPr>
               <w:t>TC-WORKSCHEDULE-004</w:t>
             </w:r>
           </w:p>
@@ -1854,6 +2781,11 @@
           </w:tcPr>
           <w:p>
             <w:r>
+              <w:rPr>
+                <w:rFonts w:ascii="Times New Roman" w:hAnsi="Times New Roman" w:eastAsia="Times New Roman"/>
+                <w:color w:val="000000"/>
+                <w:sz w:val="26"/>
+              </w:rPr>
               <w:t>5</w:t>
             </w:r>
           </w:p>
@@ -1864,6 +2796,11 @@
           </w:tcPr>
           <w:p>
             <w:r>
+              <w:rPr>
+                <w:rFonts w:ascii="Times New Roman" w:hAnsi="Times New Roman" w:eastAsia="Times New Roman"/>
+                <w:color w:val="000000"/>
+                <w:sz w:val="26"/>
+              </w:rPr>
               <w:t>PASS</w:t>
             </w:r>
           </w:p>
@@ -1874,7 +2811,12 @@
           </w:tcPr>
           <w:p>
             <w:r>
-              <w:t>29/08/2026 19:24:29</w:t>
+              <w:rPr>
+                <w:rFonts w:ascii="Times New Roman" w:hAnsi="Times New Roman" w:eastAsia="Times New Roman"/>
+                <w:color w:val="000000"/>
+                <w:sz w:val="26"/>
+              </w:rPr>
+              <w:t>06/09/2026 19:42:15</w:t>
             </w:r>
           </w:p>
         </w:tc>
@@ -1884,6 +2826,11 @@
           </w:tcPr>
           <w:p>
             <w:r>
+              <w:rPr>
+                <w:rFonts w:ascii="Times New Roman" w:hAnsi="Times New Roman" w:eastAsia="Times New Roman"/>
+                <w:color w:val="000000"/>
+                <w:sz w:val="26"/>
+              </w:rPr>
               <w:t>Ghi nhận 9 lịch trong Danh sách lịch làm việc</w:t>
             </w:r>
           </w:p>
@@ -1893,7 +2840,13 @@
             <w:tcW w:type="dxa" w:w="1440"/>
           </w:tcPr>
           <w:p>
-            <w:r/>
+            <w:r>
+              <w:rPr>
+                <w:rFonts w:ascii="Times New Roman" w:hAnsi="Times New Roman" w:eastAsia="Times New Roman"/>
+                <w:color w:val="000000"/>
+                <w:sz w:val="26"/>
+              </w:rPr>
+            </w:r>
           </w:p>
         </w:tc>
       </w:tr>
@@ -1904,6 +2857,11 @@
           </w:tcPr>
           <w:p>
             <w:r>
+              <w:rPr>
+                <w:rFonts w:ascii="Times New Roman" w:hAnsi="Times New Roman" w:eastAsia="Times New Roman"/>
+                <w:color w:val="000000"/>
+                <w:sz w:val="26"/>
+              </w:rPr>
               <w:t>TC-WORKSCHEDULE-004</w:t>
             </w:r>
           </w:p>
@@ -1914,6 +2872,11 @@
           </w:tcPr>
           <w:p>
             <w:r>
+              <w:rPr>
+                <w:rFonts w:ascii="Times New Roman" w:hAnsi="Times New Roman" w:eastAsia="Times New Roman"/>
+                <w:color w:val="000000"/>
+                <w:sz w:val="26"/>
+              </w:rPr>
               <w:t>6</w:t>
             </w:r>
           </w:p>
@@ -1924,6 +2887,11 @@
           </w:tcPr>
           <w:p>
             <w:r>
+              <w:rPr>
+                <w:rFonts w:ascii="Times New Roman" w:hAnsi="Times New Roman" w:eastAsia="Times New Roman"/>
+                <w:color w:val="000000"/>
+                <w:sz w:val="26"/>
+              </w:rPr>
               <w:t>PASS</w:t>
             </w:r>
           </w:p>
@@ -1934,7 +2902,12 @@
           </w:tcPr>
           <w:p>
             <w:r>
-              <w:t>29/08/2026 19:24:29</w:t>
+              <w:rPr>
+                <w:rFonts w:ascii="Times New Roman" w:hAnsi="Times New Roman" w:eastAsia="Times New Roman"/>
+                <w:color w:val="000000"/>
+                <w:sz w:val="26"/>
+              </w:rPr>
+              <w:t>06/09/2026 19:42:15</w:t>
             </w:r>
           </w:p>
         </w:tc>
@@ -1944,6 +2917,11 @@
           </w:tcPr>
           <w:p>
             <w:r>
+              <w:rPr>
+                <w:rFonts w:ascii="Times New Roman" w:hAnsi="Times New Roman" w:eastAsia="Times New Roman"/>
+                <w:color w:val="000000"/>
+                <w:sz w:val="26"/>
+              </w:rPr>
               <w:t>Doctor, ngày, ca và thời gian khớp giữa bảng tuần và danh sách</w:t>
             </w:r>
           </w:p>
@@ -1953,7 +2931,13 @@
             <w:tcW w:type="dxa" w:w="1440"/>
           </w:tcPr>
           <w:p>
-            <w:r/>
+            <w:r>
+              <w:rPr>
+                <w:rFonts w:ascii="Times New Roman" w:hAnsi="Times New Roman" w:eastAsia="Times New Roman"/>
+                <w:color w:val="000000"/>
+                <w:sz w:val="26"/>
+              </w:rPr>
+            </w:r>
           </w:p>
         </w:tc>
       </w:tr>
@@ -1964,6 +2948,11 @@
           </w:tcPr>
           <w:p>
             <w:r>
+              <w:rPr>
+                <w:rFonts w:ascii="Times New Roman" w:hAnsi="Times New Roman" w:eastAsia="Times New Roman"/>
+                <w:color w:val="000000"/>
+                <w:sz w:val="26"/>
+              </w:rPr>
               <w:t>TC-WORKSCHEDULE-005</w:t>
             </w:r>
           </w:p>
@@ -1974,6 +2963,11 @@
           </w:tcPr>
           <w:p>
             <w:r>
+              <w:rPr>
+                <w:rFonts w:ascii="Times New Roman" w:hAnsi="Times New Roman" w:eastAsia="Times New Roman"/>
+                <w:color w:val="000000"/>
+                <w:sz w:val="26"/>
+              </w:rPr>
               <w:t>1</w:t>
             </w:r>
           </w:p>
@@ -1984,6 +2978,11 @@
           </w:tcPr>
           <w:p>
             <w:r>
+              <w:rPr>
+                <w:rFonts w:ascii="Times New Roman" w:hAnsi="Times New Roman" w:eastAsia="Times New Roman"/>
+                <w:color w:val="000000"/>
+                <w:sz w:val="26"/>
+              </w:rPr>
               <w:t>PASS</w:t>
             </w:r>
           </w:p>
@@ -1994,7 +2993,12 @@
           </w:tcPr>
           <w:p>
             <w:r>
-              <w:t>29/08/2026 19:24:39</w:t>
+              <w:rPr>
+                <w:rFonts w:ascii="Times New Roman" w:hAnsi="Times New Roman" w:eastAsia="Times New Roman"/>
+                <w:color w:val="000000"/>
+                <w:sz w:val="26"/>
+              </w:rPr>
+              <w:t>06/09/2026 19:42:25</w:t>
             </w:r>
           </w:p>
         </w:tc>
@@ -2004,6 +3008,11 @@
           </w:tcPr>
           <w:p>
             <w:r>
+              <w:rPr>
+                <w:rFonts w:ascii="Times New Roman" w:hAnsi="Times New Roman" w:eastAsia="Times New Roman"/>
+                <w:color w:val="000000"/>
+                <w:sz w:val="26"/>
+              </w:rPr>
               <w:t>Đăng nhập bằng Doctor A thành công</w:t>
             </w:r>
           </w:p>
@@ -2013,7 +3022,13 @@
             <w:tcW w:type="dxa" w:w="1440"/>
           </w:tcPr>
           <w:p>
-            <w:r/>
+            <w:r>
+              <w:rPr>
+                <w:rFonts w:ascii="Times New Roman" w:hAnsi="Times New Roman" w:eastAsia="Times New Roman"/>
+                <w:color w:val="000000"/>
+                <w:sz w:val="26"/>
+              </w:rPr>
+            </w:r>
           </w:p>
         </w:tc>
       </w:tr>
@@ -2024,6 +3039,11 @@
           </w:tcPr>
           <w:p>
             <w:r>
+              <w:rPr>
+                <w:rFonts w:ascii="Times New Roman" w:hAnsi="Times New Roman" w:eastAsia="Times New Roman"/>
+                <w:color w:val="000000"/>
+                <w:sz w:val="26"/>
+              </w:rPr>
               <w:t>TC-WORKSCHEDULE-005</w:t>
             </w:r>
           </w:p>
@@ -2034,6 +3054,11 @@
           </w:tcPr>
           <w:p>
             <w:r>
+              <w:rPr>
+                <w:rFonts w:ascii="Times New Roman" w:hAnsi="Times New Roman" w:eastAsia="Times New Roman"/>
+                <w:color w:val="000000"/>
+                <w:sz w:val="26"/>
+              </w:rPr>
               <w:t>2</w:t>
             </w:r>
           </w:p>
@@ -2044,6 +3069,11 @@
           </w:tcPr>
           <w:p>
             <w:r>
+              <w:rPr>
+                <w:rFonts w:ascii="Times New Roman" w:hAnsi="Times New Roman" w:eastAsia="Times New Roman"/>
+                <w:color w:val="000000"/>
+                <w:sz w:val="26"/>
+              </w:rPr>
               <w:t>PASS</w:t>
             </w:r>
           </w:p>
@@ -2054,7 +3084,12 @@
           </w:tcPr>
           <w:p>
             <w:r>
-              <w:t>29/08/2026 19:24:42</w:t>
+              <w:rPr>
+                <w:rFonts w:ascii="Times New Roman" w:hAnsi="Times New Roman" w:eastAsia="Times New Roman"/>
+                <w:color w:val="000000"/>
+                <w:sz w:val="26"/>
+              </w:rPr>
+              <w:t>06/09/2026 19:42:28</w:t>
             </w:r>
           </w:p>
         </w:tc>
@@ -2064,6 +3099,11 @@
           </w:tcPr>
           <w:p>
             <w:r>
+              <w:rPr>
+                <w:rFonts w:ascii="Times New Roman" w:hAnsi="Times New Roman" w:eastAsia="Times New Roman"/>
+                <w:color w:val="000000"/>
+                <w:sz w:val="26"/>
+              </w:rPr>
               <w:t>Ghi nhận Doctor A: Pham Dung - Da lieu</w:t>
             </w:r>
           </w:p>
@@ -2073,7 +3113,13 @@
             <w:tcW w:type="dxa" w:w="1440"/>
           </w:tcPr>
           <w:p>
-            <w:r/>
+            <w:r>
+              <w:rPr>
+                <w:rFonts w:ascii="Times New Roman" w:hAnsi="Times New Roman" w:eastAsia="Times New Roman"/>
+                <w:color w:val="000000"/>
+                <w:sz w:val="26"/>
+              </w:rPr>
+            </w:r>
           </w:p>
         </w:tc>
       </w:tr>
@@ -2084,6 +3130,11 @@
           </w:tcPr>
           <w:p>
             <w:r>
+              <w:rPr>
+                <w:rFonts w:ascii="Times New Roman" w:hAnsi="Times New Roman" w:eastAsia="Times New Roman"/>
+                <w:color w:val="000000"/>
+                <w:sz w:val="26"/>
+              </w:rPr>
               <w:t>TC-WORKSCHEDULE-005</w:t>
             </w:r>
           </w:p>
@@ -2094,6 +3145,11 @@
           </w:tcPr>
           <w:p>
             <w:r>
+              <w:rPr>
+                <w:rFonts w:ascii="Times New Roman" w:hAnsi="Times New Roman" w:eastAsia="Times New Roman"/>
+                <w:color w:val="000000"/>
+                <w:sz w:val="26"/>
+              </w:rPr>
               <w:t>3</w:t>
             </w:r>
           </w:p>
@@ -2104,6 +3160,11 @@
           </w:tcPr>
           <w:p>
             <w:r>
+              <w:rPr>
+                <w:rFonts w:ascii="Times New Roman" w:hAnsi="Times New Roman" w:eastAsia="Times New Roman"/>
+                <w:color w:val="000000"/>
+                <w:sz w:val="26"/>
+              </w:rPr>
               <w:t>PASS</w:t>
             </w:r>
           </w:p>
@@ -2114,7 +3175,12 @@
           </w:tcPr>
           <w:p>
             <w:r>
-              <w:t>29/08/2026 19:24:43</w:t>
+              <w:rPr>
+                <w:rFonts w:ascii="Times New Roman" w:hAnsi="Times New Roman" w:eastAsia="Times New Roman"/>
+                <w:color w:val="000000"/>
+                <w:sz w:val="26"/>
+              </w:rPr>
+              <w:t>06/09/2026 19:42:29</w:t>
             </w:r>
           </w:p>
         </w:tc>
@@ -2124,6 +3190,11 @@
           </w:tcPr>
           <w:p>
             <w:r>
+              <w:rPr>
+                <w:rFonts w:ascii="Times New Roman" w:hAnsi="Times New Roman" w:eastAsia="Times New Roman"/>
+                <w:color w:val="000000"/>
+                <w:sz w:val="26"/>
+              </w:rPr>
               <w:t>Đăng xuất Doctor A thành công</w:t>
             </w:r>
           </w:p>
@@ -2133,7 +3204,13 @@
             <w:tcW w:type="dxa" w:w="1440"/>
           </w:tcPr>
           <w:p>
-            <w:r/>
+            <w:r>
+              <w:rPr>
+                <w:rFonts w:ascii="Times New Roman" w:hAnsi="Times New Roman" w:eastAsia="Times New Roman"/>
+                <w:color w:val="000000"/>
+                <w:sz w:val="26"/>
+              </w:rPr>
+            </w:r>
           </w:p>
         </w:tc>
       </w:tr>
@@ -2144,6 +3221,11 @@
           </w:tcPr>
           <w:p>
             <w:r>
+              <w:rPr>
+                <w:rFonts w:ascii="Times New Roman" w:hAnsi="Times New Roman" w:eastAsia="Times New Roman"/>
+                <w:color w:val="000000"/>
+                <w:sz w:val="26"/>
+              </w:rPr>
               <w:t>TC-WORKSCHEDULE-005</w:t>
             </w:r>
           </w:p>
@@ -2154,6 +3236,11 @@
           </w:tcPr>
           <w:p>
             <w:r>
+              <w:rPr>
+                <w:rFonts w:ascii="Times New Roman" w:hAnsi="Times New Roman" w:eastAsia="Times New Roman"/>
+                <w:color w:val="000000"/>
+                <w:sz w:val="26"/>
+              </w:rPr>
               <w:t>4</w:t>
             </w:r>
           </w:p>
@@ -2164,6 +3251,11 @@
           </w:tcPr>
           <w:p>
             <w:r>
+              <w:rPr>
+                <w:rFonts w:ascii="Times New Roman" w:hAnsi="Times New Roman" w:eastAsia="Times New Roman"/>
+                <w:color w:val="000000"/>
+                <w:sz w:val="26"/>
+              </w:rPr>
               <w:t>PASS</w:t>
             </w:r>
           </w:p>
@@ -2174,7 +3266,12 @@
           </w:tcPr>
           <w:p>
             <w:r>
-              <w:t>29/08/2026 19:24:49</w:t>
+              <w:rPr>
+                <w:rFonts w:ascii="Times New Roman" w:hAnsi="Times New Roman" w:eastAsia="Times New Roman"/>
+                <w:color w:val="000000"/>
+                <w:sz w:val="26"/>
+              </w:rPr>
+              <w:t>06/09/2026 19:42:34</w:t>
             </w:r>
           </w:p>
         </w:tc>
@@ -2184,6 +3281,11 @@
           </w:tcPr>
           <w:p>
             <w:r>
+              <w:rPr>
+                <w:rFonts w:ascii="Times New Roman" w:hAnsi="Times New Roman" w:eastAsia="Times New Roman"/>
+                <w:color w:val="000000"/>
+                <w:sz w:val="26"/>
+              </w:rPr>
               <w:t>Đăng nhập bằng Doctor B thành công</w:t>
             </w:r>
           </w:p>
@@ -2193,7 +3295,13 @@
             <w:tcW w:type="dxa" w:w="1440"/>
           </w:tcPr>
           <w:p>
-            <w:r/>
+            <w:r>
+              <w:rPr>
+                <w:rFonts w:ascii="Times New Roman" w:hAnsi="Times New Roman" w:eastAsia="Times New Roman"/>
+                <w:color w:val="000000"/>
+                <w:sz w:val="26"/>
+              </w:rPr>
+            </w:r>
           </w:p>
         </w:tc>
       </w:tr>
@@ -2204,6 +3312,11 @@
           </w:tcPr>
           <w:p>
             <w:r>
+              <w:rPr>
+                <w:rFonts w:ascii="Times New Roman" w:hAnsi="Times New Roman" w:eastAsia="Times New Roman"/>
+                <w:color w:val="000000"/>
+                <w:sz w:val="26"/>
+              </w:rPr>
               <w:t>TC-WORKSCHEDULE-005</w:t>
             </w:r>
           </w:p>
@@ -2214,6 +3327,11 @@
           </w:tcPr>
           <w:p>
             <w:r>
+              <w:rPr>
+                <w:rFonts w:ascii="Times New Roman" w:hAnsi="Times New Roman" w:eastAsia="Times New Roman"/>
+                <w:color w:val="000000"/>
+                <w:sz w:val="26"/>
+              </w:rPr>
               <w:t>5</w:t>
             </w:r>
           </w:p>
@@ -2224,6 +3342,11 @@
           </w:tcPr>
           <w:p>
             <w:r>
+              <w:rPr>
+                <w:rFonts w:ascii="Times New Roman" w:hAnsi="Times New Roman" w:eastAsia="Times New Roman"/>
+                <w:color w:val="000000"/>
+                <w:sz w:val="26"/>
+              </w:rPr>
               <w:t>PASS</w:t>
             </w:r>
           </w:p>
@@ -2234,7 +3357,12 @@
           </w:tcPr>
           <w:p>
             <w:r>
-              <w:t>29/08/2026 19:24:49</w:t>
+              <w:rPr>
+                <w:rFonts w:ascii="Times New Roman" w:hAnsi="Times New Roman" w:eastAsia="Times New Roman"/>
+                <w:color w:val="000000"/>
+                <w:sz w:val="26"/>
+              </w:rPr>
+              <w:t>06/09/2026 19:42:35</w:t>
             </w:r>
           </w:p>
         </w:tc>
@@ -2244,6 +3372,11 @@
           </w:tcPr>
           <w:p>
             <w:r>
+              <w:rPr>
+                <w:rFonts w:ascii="Times New Roman" w:hAnsi="Times New Roman" w:eastAsia="Times New Roman"/>
+                <w:color w:val="000000"/>
+                <w:sz w:val="26"/>
+              </w:rPr>
               <w:t>Ghi nhận Doctor B: Tran Binh - Tim mach</w:t>
             </w:r>
           </w:p>
@@ -2253,7 +3386,13 @@
             <w:tcW w:type="dxa" w:w="1440"/>
           </w:tcPr>
           <w:p>
-            <w:r/>
+            <w:r>
+              <w:rPr>
+                <w:rFonts w:ascii="Times New Roman" w:hAnsi="Times New Roman" w:eastAsia="Times New Roman"/>
+                <w:color w:val="000000"/>
+                <w:sz w:val="26"/>
+              </w:rPr>
+            </w:r>
           </w:p>
         </w:tc>
       </w:tr>
@@ -2264,6 +3403,11 @@
           </w:tcPr>
           <w:p>
             <w:r>
+              <w:rPr>
+                <w:rFonts w:ascii="Times New Roman" w:hAnsi="Times New Roman" w:eastAsia="Times New Roman"/>
+                <w:color w:val="000000"/>
+                <w:sz w:val="26"/>
+              </w:rPr>
               <w:t>TC-WORKSCHEDULE-005</w:t>
             </w:r>
           </w:p>
@@ -2274,6 +3418,11 @@
           </w:tcPr>
           <w:p>
             <w:r>
+              <w:rPr>
+                <w:rFonts w:ascii="Times New Roman" w:hAnsi="Times New Roman" w:eastAsia="Times New Roman"/>
+                <w:color w:val="000000"/>
+                <w:sz w:val="26"/>
+              </w:rPr>
               <w:t>6</w:t>
             </w:r>
           </w:p>
@@ -2284,6 +3433,11 @@
           </w:tcPr>
           <w:p>
             <w:r>
+              <w:rPr>
+                <w:rFonts w:ascii="Times New Roman" w:hAnsi="Times New Roman" w:eastAsia="Times New Roman"/>
+                <w:color w:val="000000"/>
+                <w:sz w:val="26"/>
+              </w:rPr>
               <w:t>PASS</w:t>
             </w:r>
           </w:p>
@@ -2294,7 +3448,12 @@
           </w:tcPr>
           <w:p>
             <w:r>
-              <w:t>29/08/2026 19:24:49</w:t>
+              <w:rPr>
+                <w:rFonts w:ascii="Times New Roman" w:hAnsi="Times New Roman" w:eastAsia="Times New Roman"/>
+                <w:color w:val="000000"/>
+                <w:sz w:val="26"/>
+              </w:rPr>
+              <w:t>06/09/2026 19:42:35</w:t>
             </w:r>
           </w:p>
         </w:tc>
@@ -2304,6 +3463,11 @@
           </w:tcPr>
           <w:p>
             <w:r>
+              <w:rPr>
+                <w:rFonts w:ascii="Times New Roman" w:hAnsi="Times New Roman" w:eastAsia="Times New Roman"/>
+                <w:color w:val="000000"/>
+                <w:sz w:val="26"/>
+              </w:rPr>
               <w:t>Doctor B chỉ thấy lịch làm việc của Tran Binh</w:t>
             </w:r>
           </w:p>
@@ -2313,7 +3477,13 @@
             <w:tcW w:type="dxa" w:w="1440"/>
           </w:tcPr>
           <w:p>
-            <w:r/>
+            <w:r>
+              <w:rPr>
+                <w:rFonts w:ascii="Times New Roman" w:hAnsi="Times New Roman" w:eastAsia="Times New Roman"/>
+                <w:color w:val="000000"/>
+                <w:sz w:val="26"/>
+              </w:rPr>
+            </w:r>
           </w:p>
         </w:tc>
       </w:tr>
@@ -2324,6 +3494,11 @@
           </w:tcPr>
           <w:p>
             <w:r>
+              <w:rPr>
+                <w:rFonts w:ascii="Times New Roman" w:hAnsi="Times New Roman" w:eastAsia="Times New Roman"/>
+                <w:color w:val="000000"/>
+                <w:sz w:val="26"/>
+              </w:rPr>
               <w:t>TC-WORKSCHEDULE-005</w:t>
             </w:r>
           </w:p>
@@ -2334,6 +3509,11 @@
           </w:tcPr>
           <w:p>
             <w:r>
+              <w:rPr>
+                <w:rFonts w:ascii="Times New Roman" w:hAnsi="Times New Roman" w:eastAsia="Times New Roman"/>
+                <w:color w:val="000000"/>
+                <w:sz w:val="26"/>
+              </w:rPr>
               <w:t>7</w:t>
             </w:r>
           </w:p>
@@ -2344,6 +3524,11 @@
           </w:tcPr>
           <w:p>
             <w:r>
+              <w:rPr>
+                <w:rFonts w:ascii="Times New Roman" w:hAnsi="Times New Roman" w:eastAsia="Times New Roman"/>
+                <w:color w:val="000000"/>
+                <w:sz w:val="26"/>
+              </w:rPr>
               <w:t>PASS</w:t>
             </w:r>
           </w:p>
@@ -2354,7 +3539,12 @@
           </w:tcPr>
           <w:p>
             <w:r>
-              <w:t>29/08/2026 19:24:49</w:t>
+              <w:rPr>
+                <w:rFonts w:ascii="Times New Roman" w:hAnsi="Times New Roman" w:eastAsia="Times New Roman"/>
+                <w:color w:val="000000"/>
+                <w:sz w:val="26"/>
+              </w:rPr>
+              <w:t>06/09/2026 19:42:35</w:t>
             </w:r>
           </w:p>
         </w:tc>
@@ -2364,6 +3554,11 @@
           </w:tcPr>
           <w:p>
             <w:r>
+              <w:rPr>
+                <w:rFonts w:ascii="Times New Roman" w:hAnsi="Times New Roman" w:eastAsia="Times New Roman"/>
+                <w:color w:val="000000"/>
+                <w:sz w:val="26"/>
+              </w:rPr>
               <w:t>Dữ liệu Doctor A (Pham Dung) và Doctor B (Tran Binh) được phân tách đúng</w:t>
             </w:r>
           </w:p>
@@ -2373,7 +3568,13 @@
             <w:tcW w:type="dxa" w:w="1440"/>
           </w:tcPr>
           <w:p>
-            <w:r/>
+            <w:r>
+              <w:rPr>
+                <w:rFonts w:ascii="Times New Roman" w:hAnsi="Times New Roman" w:eastAsia="Times New Roman"/>
+                <w:color w:val="000000"/>
+                <w:sz w:val="26"/>
+              </w:rPr>
+            </w:r>
           </w:p>
         </w:tc>
       </w:tr>
@@ -2751,6 +3952,11 @@
     <w:name w:val="Normal"/>
     <w:qFormat/>
     <w:rsid w:val="00FC693F"/>
+    <w:rPr>
+      <w:rFonts w:ascii="Times New Roman" w:hAnsi="Times New Roman" w:eastAsia="Times New Roman"/>
+      <w:color w:val="000000"/>
+      <w:sz w:val="26"/>
+    </w:rPr>
   </w:style>
   <w:style w:type="paragraph" w:styleId="Header">
     <w:name w:val="header"/>

--- a/Selenium_WebDriver/reports/WorkSchedule_Test_Report.docx
+++ b/Selenium_WebDriver/reports/WorkSchedule_Test_Report.docx
@@ -28,7 +28,7 @@
           <w:color w:val="000000"/>
           <w:sz w:val="26"/>
         </w:rPr>
-        <w:t>Thời gian tạo báo cáo: 06/09/2026 19:42:38</w:t>
+        <w:t>Thời gian tạo báo cáo: 07/09/2026 19:12:19</w:t>
       </w:r>
     </w:p>
     <w:p/>
@@ -410,7 +410,7 @@
                 <w:color w:val="000000"/>
                 <w:sz w:val="26"/>
               </w:rPr>
-              <w:t>06/09/2026 19:41:37</w:t>
+              <w:t>07/09/2026 19:11:42</w:t>
             </w:r>
           </w:p>
         </w:tc>
@@ -425,7 +425,7 @@
                 <w:color w:val="000000"/>
                 <w:sz w:val="26"/>
               </w:rPr>
-              <w:t>9.78</w:t>
+              <w:t>4.81</w:t>
             </w:r>
           </w:p>
         </w:tc>
@@ -500,7 +500,7 @@
                 <w:color w:val="000000"/>
                 <w:sz w:val="26"/>
               </w:rPr>
-              <w:t>06/09/2026 19:41:47</w:t>
+              <w:t>07/09/2026 19:11:47</w:t>
             </w:r>
           </w:p>
         </w:tc>
@@ -515,7 +515,7 @@
                 <w:color w:val="000000"/>
                 <w:sz w:val="26"/>
               </w:rPr>
-              <w:t>7.35</w:t>
+              <w:t>1.93</w:t>
             </w:r>
           </w:p>
         </w:tc>
@@ -590,7 +590,7 @@
                 <w:color w:val="000000"/>
                 <w:sz w:val="26"/>
               </w:rPr>
-              <w:t>06/09/2026 19:41:58</w:t>
+              <w:t>07/09/2026 19:11:52</w:t>
             </w:r>
           </w:p>
         </w:tc>
@@ -605,7 +605,7 @@
                 <w:color w:val="000000"/>
                 <w:sz w:val="26"/>
               </w:rPr>
-              <w:t>7.34</w:t>
+              <w:t>1.97</w:t>
             </w:r>
           </w:p>
         </w:tc>
@@ -680,7 +680,7 @@
                 <w:color w:val="000000"/>
                 <w:sz w:val="26"/>
               </w:rPr>
-              <w:t>06/09/2026 19:42:15</w:t>
+              <w:t>07/09/2026 19:12:07</w:t>
             </w:r>
           </w:p>
         </w:tc>
@@ -695,7 +695,7 @@
                 <w:color w:val="000000"/>
                 <w:sz w:val="26"/>
               </w:rPr>
-              <w:t>14.23</w:t>
+              <w:t>11.26</w:t>
             </w:r>
           </w:p>
         </w:tc>
@@ -770,7 +770,7 @@
                 <w:color w:val="000000"/>
                 <w:sz w:val="26"/>
               </w:rPr>
-              <w:t>06/09/2026 19:42:35</w:t>
+              <w:t>07/09/2026 19:12:16</w:t>
             </w:r>
           </w:p>
         </w:tc>
@@ -785,7 +785,7 @@
                 <w:color w:val="000000"/>
                 <w:sz w:val="26"/>
               </w:rPr>
-              <w:t>16.56</w:t>
+              <w:t>6.26</w:t>
             </w:r>
           </w:p>
         </w:tc>
@@ -996,7 +996,7 @@
                 <w:color w:val="000000"/>
                 <w:sz w:val="26"/>
               </w:rPr>
-              <w:t>06/09/2026 19:41:33</w:t>
+              <w:t>07/09/2026 19:11:38</w:t>
             </w:r>
           </w:p>
         </w:tc>
@@ -1087,7 +1087,7 @@
                 <w:color w:val="000000"/>
                 <w:sz w:val="26"/>
               </w:rPr>
-              <w:t>06/09/2026 19:41:33</w:t>
+              <w:t>07/09/2026 19:11:39</w:t>
             </w:r>
           </w:p>
         </w:tc>
@@ -1178,7 +1178,7 @@
                 <w:color w:val="000000"/>
                 <w:sz w:val="26"/>
               </w:rPr>
-              <w:t>06/09/2026 19:41:33</w:t>
+              <w:t>07/09/2026 19:11:39</w:t>
             </w:r>
           </w:p>
         </w:tc>
@@ -1269,7 +1269,7 @@
                 <w:color w:val="000000"/>
                 <w:sz w:val="26"/>
               </w:rPr>
-              <w:t>06/09/2026 19:41:33</w:t>
+              <w:t>07/09/2026 19:11:39</w:t>
             </w:r>
           </w:p>
         </w:tc>
@@ -1284,7 +1284,7 @@
                 <w:color w:val="000000"/>
                 <w:sz w:val="26"/>
               </w:rPr>
-              <w:t>Tuần hiển thị đúng 7 ngày liên tiếp: 31/8/2026 - 6/9/2026</w:t>
+              <w:t>Tuần hiển thị đúng 7 ngày liên tiếp: 7/9/2026 - 13/9/2026</w:t>
             </w:r>
           </w:p>
         </w:tc>
@@ -1360,7 +1360,7 @@
                 <w:color w:val="000000"/>
                 <w:sz w:val="26"/>
               </w:rPr>
-              <w:t>06/09/2026 19:41:33</w:t>
+              <w:t>07/09/2026 19:11:39</w:t>
             </w:r>
           </w:p>
         </w:tc>
@@ -1451,7 +1451,7 @@
                 <w:color w:val="000000"/>
                 <w:sz w:val="26"/>
               </w:rPr>
-              <w:t>06/09/2026 19:41:37</w:t>
+              <w:t>07/09/2026 19:11:42</w:t>
             </w:r>
           </w:p>
         </w:tc>
@@ -1542,7 +1542,7 @@
                 <w:color w:val="000000"/>
                 <w:sz w:val="26"/>
               </w:rPr>
-              <w:t>06/09/2026 19:41:46</w:t>
+              <w:t>07/09/2026 19:11:46</w:t>
             </w:r>
           </w:p>
         </w:tc>
@@ -1633,7 +1633,7 @@
                 <w:color w:val="000000"/>
                 <w:sz w:val="26"/>
               </w:rPr>
-              <w:t>06/09/2026 19:41:46</w:t>
+              <w:t>07/09/2026 19:11:47</w:t>
             </w:r>
           </w:p>
         </w:tc>
@@ -1648,7 +1648,7 @@
                 <w:color w:val="000000"/>
                 <w:sz w:val="26"/>
               </w:rPr>
-              <w:t>Ghi nhận tuần đang hiển thị: 31/8/2026 - 6/9/2026</w:t>
+              <w:t>Ghi nhận tuần đang hiển thị: 7/9/2026 - 13/9/2026</w:t>
             </w:r>
           </w:p>
         </w:tc>
@@ -1724,7 +1724,7 @@
                 <w:color w:val="000000"/>
                 <w:sz w:val="26"/>
               </w:rPr>
-              <w:t>06/09/2026 19:41:47</w:t>
+              <w:t>07/09/2026 19:11:47</w:t>
             </w:r>
           </w:p>
         </w:tc>
@@ -1815,7 +1815,7 @@
                 <w:color w:val="000000"/>
                 <w:sz w:val="26"/>
               </w:rPr>
-              <w:t>06/09/2026 19:41:47</w:t>
+              <w:t>07/09/2026 19:11:47</w:t>
             </w:r>
           </w:p>
         </w:tc>
@@ -1830,7 +1830,7 @@
                 <w:color w:val="000000"/>
                 <w:sz w:val="26"/>
               </w:rPr>
-              <w:t>Tuần được chuyển đúng từ 31/8/2026 - 6/9/2026 sang 24/8/2026 - 30/8/2026</w:t>
+              <w:t>Tuần được chuyển đúng từ 7/9/2026 - 13/9/2026 sang 31/8/2026 - 6/9/2026</w:t>
             </w:r>
           </w:p>
         </w:tc>
@@ -1906,7 +1906,7 @@
                 <w:color w:val="000000"/>
                 <w:sz w:val="26"/>
               </w:rPr>
-              <w:t>06/09/2026 19:41:47</w:t>
+              <w:t>07/09/2026 19:11:47</w:t>
             </w:r>
           </w:p>
         </w:tc>
@@ -1997,7 +1997,7 @@
                 <w:color w:val="000000"/>
                 <w:sz w:val="26"/>
               </w:rPr>
-              <w:t>06/09/2026 19:41:57</w:t>
+              <w:t>07/09/2026 19:11:52</w:t>
             </w:r>
           </w:p>
         </w:tc>
@@ -2088,7 +2088,7 @@
                 <w:color w:val="000000"/>
                 <w:sz w:val="26"/>
               </w:rPr>
-              <w:t>06/09/2026 19:41:57</w:t>
+              <w:t>07/09/2026 19:11:52</w:t>
             </w:r>
           </w:p>
         </w:tc>
@@ -2103,7 +2103,7 @@
                 <w:color w:val="000000"/>
                 <w:sz w:val="26"/>
               </w:rPr>
-              <w:t>Ghi nhận tuần đang hiển thị: 31/8/2026 - 6/9/2026</w:t>
+              <w:t>Ghi nhận tuần đang hiển thị: 7/9/2026 - 13/9/2026</w:t>
             </w:r>
           </w:p>
         </w:tc>
@@ -2179,7 +2179,7 @@
                 <w:color w:val="000000"/>
                 <w:sz w:val="26"/>
               </w:rPr>
-              <w:t>06/09/2026 19:41:58</w:t>
+              <w:t>07/09/2026 19:11:52</w:t>
             </w:r>
           </w:p>
         </w:tc>
@@ -2270,7 +2270,7 @@
                 <w:color w:val="000000"/>
                 <w:sz w:val="26"/>
               </w:rPr>
-              <w:t>06/09/2026 19:41:58</w:t>
+              <w:t>07/09/2026 19:11:52</w:t>
             </w:r>
           </w:p>
         </w:tc>
@@ -2285,7 +2285,7 @@
                 <w:color w:val="000000"/>
                 <w:sz w:val="26"/>
               </w:rPr>
-              <w:t>Tuần được chuyển đúng từ 31/8/2026 - 6/9/2026 sang 7/9/2026 - 13/9/2026</w:t>
+              <w:t>Tuần được chuyển đúng từ 7/9/2026 - 13/9/2026 sang 14/9/2026 - 20/9/2026</w:t>
             </w:r>
           </w:p>
         </w:tc>
@@ -2361,7 +2361,7 @@
                 <w:color w:val="000000"/>
                 <w:sz w:val="26"/>
               </w:rPr>
-              <w:t>06/09/2026 19:41:58</w:t>
+              <w:t>07/09/2026 19:11:52</w:t>
             </w:r>
           </w:p>
         </w:tc>
@@ -2452,7 +2452,7 @@
                 <w:color w:val="000000"/>
                 <w:sz w:val="26"/>
               </w:rPr>
-              <w:t>06/09/2026 19:42:07</w:t>
+              <w:t>07/09/2026 19:11:57</w:t>
             </w:r>
           </w:p>
         </w:tc>
@@ -2543,7 +2543,7 @@
                 <w:color w:val="000000"/>
                 <w:sz w:val="26"/>
               </w:rPr>
-              <w:t>06/09/2026 19:42:07</w:t>
+              <w:t>07/09/2026 19:11:57</w:t>
             </w:r>
           </w:p>
         </w:tc>
@@ -2634,7 +2634,7 @@
                 <w:color w:val="000000"/>
                 <w:sz w:val="26"/>
               </w:rPr>
-              <w:t>06/09/2026 19:42:15</w:t>
+              <w:t>07/09/2026 19:12:06</w:t>
             </w:r>
           </w:p>
         </w:tc>
@@ -2725,7 +2725,7 @@
                 <w:color w:val="000000"/>
                 <w:sz w:val="26"/>
               </w:rPr>
-              <w:t>06/09/2026 19:42:15</w:t>
+              <w:t>07/09/2026 19:12:06</w:t>
             </w:r>
           </w:p>
         </w:tc>
@@ -2816,7 +2816,7 @@
                 <w:color w:val="000000"/>
                 <w:sz w:val="26"/>
               </w:rPr>
-              <w:t>06/09/2026 19:42:15</w:t>
+              <w:t>07/09/2026 19:12:07</w:t>
             </w:r>
           </w:p>
         </w:tc>
@@ -2907,7 +2907,7 @@
                 <w:color w:val="000000"/>
                 <w:sz w:val="26"/>
               </w:rPr>
-              <w:t>06/09/2026 19:42:15</w:t>
+              <w:t>07/09/2026 19:12:07</w:t>
             </w:r>
           </w:p>
         </w:tc>
@@ -2998,7 +2998,7 @@
                 <w:color w:val="000000"/>
                 <w:sz w:val="26"/>
               </w:rPr>
-              <w:t>06/09/2026 19:42:25</w:t>
+              <w:t>07/09/2026 19:12:11</w:t>
             </w:r>
           </w:p>
         </w:tc>
@@ -3089,7 +3089,7 @@
                 <w:color w:val="000000"/>
                 <w:sz w:val="26"/>
               </w:rPr>
-              <w:t>06/09/2026 19:42:28</w:t>
+              <w:t>07/09/2026 19:12:15</w:t>
             </w:r>
           </w:p>
         </w:tc>
@@ -3180,7 +3180,7 @@
                 <w:color w:val="000000"/>
                 <w:sz w:val="26"/>
               </w:rPr>
-              <w:t>06/09/2026 19:42:29</w:t>
+              <w:t>07/09/2026 19:12:15</w:t>
             </w:r>
           </w:p>
         </w:tc>
@@ -3271,7 +3271,7 @@
                 <w:color w:val="000000"/>
                 <w:sz w:val="26"/>
               </w:rPr>
-              <w:t>06/09/2026 19:42:34</w:t>
+              <w:t>07/09/2026 19:12:16</w:t>
             </w:r>
           </w:p>
         </w:tc>
@@ -3362,7 +3362,7 @@
                 <w:color w:val="000000"/>
                 <w:sz w:val="26"/>
               </w:rPr>
-              <w:t>06/09/2026 19:42:35</w:t>
+              <w:t>07/09/2026 19:12:16</w:t>
             </w:r>
           </w:p>
         </w:tc>
@@ -3453,7 +3453,7 @@
                 <w:color w:val="000000"/>
                 <w:sz w:val="26"/>
               </w:rPr>
-              <w:t>06/09/2026 19:42:35</w:t>
+              <w:t>07/09/2026 19:12:16</w:t>
             </w:r>
           </w:p>
         </w:tc>
@@ -3544,7 +3544,7 @@
                 <w:color w:val="000000"/>
                 <w:sz w:val="26"/>
               </w:rPr>
-              <w:t>06/09/2026 19:42:35</w:t>
+              <w:t>07/09/2026 19:12:16</w:t>
             </w:r>
           </w:p>
         </w:tc>
